--- a/Lab3/Filtro Butterworth.docx
+++ b/Lab3/Filtro Butterworth.docx
@@ -23,23 +23,7 @@
           <w:sz w:val="48"/>
           <w:szCs w:val="48"/>
         </w:rPr>
-        <w:t xml:space="preserve">Diseño e implementación de filtro de audio </w:t>
-      </w:r>
-      <w:proofErr w:type="spellStart"/>
-      <w:r>
-        <w:rPr>
-          <w:sz w:val="48"/>
-          <w:szCs w:val="48"/>
-        </w:rPr>
-        <w:t>pasabandas</w:t>
-      </w:r>
-      <w:proofErr w:type="spellEnd"/>
-      <w:r>
-        <w:rPr>
-          <w:sz w:val="48"/>
-          <w:szCs w:val="48"/>
-        </w:rPr>
-        <w:t xml:space="preserve"> Butterworth</w:t>
+        <w:t>Diseño e implementación de filtro de audio pasabandas Butterworth</w:t>
       </w:r>
     </w:p>
     <w:p>
@@ -71,7 +55,7 @@
           <w:rFonts w:ascii="Courier New" w:eastAsia="Courier New" w:hAnsi="Courier New" w:cs="Courier New"/>
           <w:color w:val="000000"/>
         </w:rPr>
-        <w:t>Nombres de los integrantes,</w:t>
+        <w:t>Nombres de los integrantes</w:t>
       </w:r>
     </w:p>
     <w:p>
@@ -145,27 +129,7 @@
           <w:sz w:val="22"/>
           <w:szCs w:val="22"/>
         </w:rPr>
-        <w:t xml:space="preserve">Este informe presenta el diseño e implementación de un filtro Butterworth </w:t>
-      </w:r>
-      <w:proofErr w:type="spellStart"/>
-      <w:r>
-        <w:rPr>
-          <w:b/>
-          <w:bCs/>
-          <w:sz w:val="22"/>
-          <w:szCs w:val="22"/>
-        </w:rPr>
-        <w:t>pasabandas</w:t>
-      </w:r>
-      <w:proofErr w:type="spellEnd"/>
-      <w:r>
-        <w:rPr>
-          <w:b/>
-          <w:bCs/>
-          <w:sz w:val="22"/>
-          <w:szCs w:val="22"/>
-        </w:rPr>
-        <w:t xml:space="preserve"> de orden 2 utilizando la transformación bilineal. Se detalla el marco teórico sobre filtros digitales IIR, la transformación bilineal y las características del filtro Butterworth. En la sección experimental, se muestran los cálculos para obtener la ecuación en diferencias del filtro con las frecuencias de corte especificadas. Además, se incluyen las capturas de la implementación más importante en código en Python para implementar el filtro y aplicarlo a una grabación de voz en tiempo real. El objetivo es analizar el desempeño del filtro evaluando las bandas de paso y rechazo en el espectro de la señal filtrada, y comparar auditivamente la señal filtrada con la original para resaltar las diferencias perceptibles.</w:t>
+        <w:t>Este informe presenta el diseño e implementación de un filtro Butterworth pasabandas de orden 2 utilizando la transformación bilineal. Se detalla el marco teórico sobre filtros digitales IIR, la transformación bilineal y las características del filtro Butterworth. En la sección experimental, se muestran los cálculos para obtener la ecuación en diferencias del filtro con las frecuencias de corte especificadas. Además, se incluyen las capturas de la implementación más importante en código en Python para implementar el filtro y aplicarlo a una grabación de voz en tiempo real. El objetivo es analizar el desempeño del filtro evaluando las bandas de paso y rechazo en el espectro de la señal filtrada, y comparar auditivamente la señal filtrada con la original para resaltar las diferencias perceptibles.</w:t>
       </w:r>
     </w:p>
     <w:p>
@@ -697,17 +661,8 @@
           <w:sz w:val="24"/>
           <w:szCs w:val="24"/>
         </w:rPr>
-        <w:t xml:space="preserve">Se supone que la transformación se le aplica a una función de transferencia normalizada que tiene frecuencias de corte igual a 1. Por ejemplo, para un filtro de orden uno su función de transferencia normalizada </w:t>
-      </w:r>
-      <w:proofErr w:type="gramStart"/>
-      <w:r>
-        <w:rPr>
-          <w:sz w:val="24"/>
-          <w:szCs w:val="24"/>
-        </w:rPr>
-        <w:t>es .</w:t>
-      </w:r>
-      <w:proofErr w:type="gramEnd"/>
+        <w:t>Se supone que la transformación se le aplica a una función de transferencia normalizada que tiene frecuencias de corte igual a 1. Por ejemplo, para un filtro de orden uno su función de transferencia normalizada es .</w:t>
+      </w:r>
     </w:p>
     <w:p>
       <w:pPr>
@@ -816,23 +771,7 @@
           <w:sz w:val="24"/>
           <w:szCs w:val="24"/>
         </w:rPr>
-        <w:t xml:space="preserve">Diseñado inicialmente para aplicaciones análogas, el filtro Butterworth se caracteriza por tener una respuesta máxima en la banda de paso y una atenuación progresiva en la banda de rechazo (Zhou et al., 2017). Este tipo de filtro es ideal cuando se busca evitar oscilaciones y conservar la forma de la señal dentro de ciertas frecuencias. Para implementar un filtro </w:t>
-      </w:r>
-      <w:proofErr w:type="spellStart"/>
-      <w:r>
-        <w:rPr>
-          <w:sz w:val="24"/>
-          <w:szCs w:val="24"/>
-        </w:rPr>
-        <w:t>pasabanda</w:t>
-      </w:r>
-      <w:proofErr w:type="spellEnd"/>
-      <w:r>
-        <w:rPr>
-          <w:sz w:val="24"/>
-          <w:szCs w:val="24"/>
-        </w:rPr>
-        <w:t xml:space="preserve"> digital, es necesario transformar el diseño análogo utilizando técnicas de conversión como la transformación bilineal, la cual permite adaptar las frecuencias de corte análogas al dominio digital. Este proceso consiste en mapear las frecuencias de interés mediante una función de transferencia, utilizando herramientas como la transformada Z para analizar y manipular el comportamiento del sistema (Oppenheim &amp; Schafer, 2019).</w:t>
+        <w:t>Diseñado inicialmente para aplicaciones análogas, el filtro Butterworth se caracteriza por tener una respuesta máxima en la banda de paso y una atenuación progresiva en la banda de rechazo (Zhou et al., 2017). Este tipo de filtro es ideal cuando se busca evitar oscilaciones y conservar la forma de la señal dentro de ciertas frecuencias. Para implementar un filtro pasabanda digital, es necesario transformar el diseño análogo utilizando técnicas de conversión como la transformación bilineal, la cual permite adaptar las frecuencias de corte análogas al dominio digital. Este proceso consiste en mapear las frecuencias de interés mediante una función de transferencia, utilizando herramientas como la transformada Z para analizar y manipular el comportamiento del sistema (Oppenheim &amp; Schafer, 2019).</w:t>
       </w:r>
     </w:p>
     <w:p>
@@ -918,55 +857,7 @@
           <w:sz w:val="24"/>
           <w:szCs w:val="24"/>
         </w:rPr>
-        <w:t xml:space="preserve">Figura 2. Tabla de polinomios </w:t>
-      </w:r>
-      <w:proofErr w:type="spellStart"/>
-      <w:r>
-        <w:rPr>
-          <w:sz w:val="24"/>
-          <w:szCs w:val="24"/>
-        </w:rPr>
-        <w:t>butterworth</w:t>
-      </w:r>
-      <w:proofErr w:type="spellEnd"/>
-      <w:r>
-        <w:rPr>
-          <w:sz w:val="24"/>
-          <w:szCs w:val="24"/>
-        </w:rPr>
-        <w:t xml:space="preserve"> usados para filtros IIR </w:t>
-      </w:r>
-      <w:proofErr w:type="spellStart"/>
-      <w:r>
-        <w:rPr>
-          <w:sz w:val="24"/>
-          <w:szCs w:val="24"/>
-        </w:rPr>
-        <w:t>pasabajas</w:t>
-      </w:r>
-      <w:proofErr w:type="spellEnd"/>
-      <w:r>
-        <w:rPr>
-          <w:sz w:val="24"/>
-          <w:szCs w:val="24"/>
-        </w:rPr>
-        <w:t xml:space="preserve">, altas y </w:t>
-      </w:r>
-      <w:proofErr w:type="spellStart"/>
-      <w:r>
-        <w:rPr>
-          <w:sz w:val="24"/>
-          <w:szCs w:val="24"/>
-        </w:rPr>
-        <w:t>pasabandas</w:t>
-      </w:r>
-      <w:proofErr w:type="spellEnd"/>
-      <w:r>
-        <w:rPr>
-          <w:sz w:val="24"/>
-          <w:szCs w:val="24"/>
-        </w:rPr>
-        <w:t>.</w:t>
+        <w:t>Figura 2. Tabla de polinomios butterworth usados para filtros IIR pasabajas, altas y pasabandas.</w:t>
       </w:r>
     </w:p>
     <w:p>
@@ -1040,23 +931,7 @@
           <w:sz w:val="24"/>
           <w:szCs w:val="24"/>
         </w:rPr>
-        <w:t xml:space="preserve">Se diseña un filtro análogo con las características deseadas para el filtro digital haciendo algún ajuste y luego se discretiza la función de transferencia del filtro análogo para obtener la función de transferencia del filtro digital. Si se considera la frecuencia de </w:t>
-      </w:r>
-      <w:proofErr w:type="gramStart"/>
-      <w:r>
-        <w:rPr>
-          <w:sz w:val="24"/>
-          <w:szCs w:val="24"/>
-        </w:rPr>
-        <w:t>muestreo  entonces</w:t>
-      </w:r>
-      <w:proofErr w:type="gramEnd"/>
-      <w:r>
-        <w:rPr>
-          <w:sz w:val="24"/>
-          <w:szCs w:val="24"/>
-        </w:rPr>
-        <w:t xml:space="preserve"> la frecuencia de corte del filtro se ajusta con la frecuencia de muestreo así: </w:t>
+        <w:t xml:space="preserve">Se diseña un filtro análogo con las características deseadas para el filtro digital haciendo algún ajuste y luego se discretiza la función de transferencia del filtro análogo para obtener la función de transferencia del filtro digital. Si se considera la frecuencia de muestreo  entonces la frecuencia de corte del filtro se ajusta con la frecuencia de muestreo así: </w:t>
       </w:r>
     </w:p>
     <w:p>
@@ -1149,71 +1024,7 @@
           <w:sz w:val="24"/>
           <w:szCs w:val="24"/>
         </w:rPr>
-        <w:t xml:space="preserve">En el contexto de la implementación en Python, se aprovechan librerías como </w:t>
-      </w:r>
-      <w:proofErr w:type="spellStart"/>
-      <w:r>
-        <w:rPr>
-          <w:sz w:val="24"/>
-          <w:szCs w:val="24"/>
-        </w:rPr>
-        <w:t>numpy</w:t>
-      </w:r>
-      <w:proofErr w:type="spellEnd"/>
-      <w:r>
-        <w:rPr>
-          <w:sz w:val="24"/>
-          <w:szCs w:val="24"/>
-        </w:rPr>
-        <w:t xml:space="preserve">, </w:t>
-      </w:r>
-      <w:proofErr w:type="spellStart"/>
-      <w:r>
-        <w:rPr>
-          <w:sz w:val="24"/>
-          <w:szCs w:val="24"/>
-        </w:rPr>
-        <w:t>sound</w:t>
-      </w:r>
-      <w:proofErr w:type="spellEnd"/>
-      <w:r>
-        <w:rPr>
-          <w:sz w:val="24"/>
-          <w:szCs w:val="24"/>
-        </w:rPr>
-        <w:t xml:space="preserve"> </w:t>
-      </w:r>
-      <w:proofErr w:type="spellStart"/>
-      <w:r>
-        <w:rPr>
-          <w:sz w:val="24"/>
-          <w:szCs w:val="24"/>
-        </w:rPr>
-        <w:t>device</w:t>
-      </w:r>
-      <w:proofErr w:type="spellEnd"/>
-      <w:r>
-        <w:rPr>
-          <w:sz w:val="24"/>
-          <w:szCs w:val="24"/>
-        </w:rPr>
-        <w:t xml:space="preserve"> y </w:t>
-      </w:r>
-      <w:proofErr w:type="spellStart"/>
-      <w:r>
-        <w:rPr>
-          <w:sz w:val="24"/>
-          <w:szCs w:val="24"/>
-        </w:rPr>
-        <w:t>matplotlib</w:t>
-      </w:r>
-      <w:proofErr w:type="spellEnd"/>
-      <w:r>
-        <w:rPr>
-          <w:sz w:val="24"/>
-          <w:szCs w:val="24"/>
-        </w:rPr>
-        <w:t xml:space="preserve">, que permiten respectivamente la manipulación de datos numéricos, la captura de audio y la visualización gráfica. La convolución discreta, una operación central en el DSP, se utiliza para calcular la salida de la señal filtrada al combinar la señal de entrada con la respuesta al impulso del sistema. Este enfoque es fundamental en la simulación de sistemas de tiempo discreto, donde cada parámetro ajustable ofrece un control directo sobre la amplitud y frecuencia de la señal procesada </w:t>
+        <w:t xml:space="preserve">En el contexto de la implementación en Python, se aprovechan librerías como numpy, sound device y matplotlib, que permiten respectivamente la manipulación de datos numéricos, la captura de audio y la visualización gráfica. La convolución discreta, una operación central en el DSP, se utiliza para calcular la salida de la señal filtrada al combinar la señal de entrada con la respuesta al impulso del sistema. Este enfoque es fundamental en la simulación de sistemas de tiempo discreto, donde cada parámetro ajustable ofrece un control directo sobre la amplitud y frecuencia de la señal procesada </w:t>
       </w:r>
     </w:p>
     <w:p>
@@ -1300,23 +1111,7 @@
           <w:sz w:val="24"/>
           <w:szCs w:val="24"/>
         </w:rPr>
-        <w:t xml:space="preserve">Después de haber fijado la frecuencia de muestreo del equipo (En este caso es de 44100 Hz) y las frecuencias de corte del </w:t>
-      </w:r>
-      <w:proofErr w:type="spellStart"/>
-      <w:r>
-        <w:rPr>
-          <w:sz w:val="24"/>
-          <w:szCs w:val="24"/>
-        </w:rPr>
-        <w:t>pasabandas</w:t>
-      </w:r>
-      <w:proofErr w:type="spellEnd"/>
-      <w:r>
-        <w:rPr>
-          <w:sz w:val="24"/>
-          <w:szCs w:val="24"/>
-        </w:rPr>
-        <w:t xml:space="preserve"> en:</w:t>
+        <w:t>Después de haber fijado la frecuencia de muestreo del equipo (En este caso es de 44100 Hz) y las frecuencias de corte del pasabandas en:</w:t>
       </w:r>
     </w:p>
     <w:p>
@@ -1389,13 +1184,6 @@
           <w:szCs w:val="24"/>
         </w:rPr>
         <w:tab/>
-      </w:r>
-      <w:proofErr w:type="spellStart"/>
-      <w:r>
-        <w:rPr>
-          <w:sz w:val="24"/>
-          <w:szCs w:val="24"/>
-        </w:rPr>
         <w:t>f</w:t>
       </w:r>
       <w:r>
@@ -1406,7 +1194,6 @@
         </w:rPr>
         <w:t>s</w:t>
       </w:r>
-      <w:proofErr w:type="spellEnd"/>
       <w:r>
         <w:rPr>
           <w:sz w:val="24"/>
@@ -1429,23 +1216,7 @@
           <w:sz w:val="24"/>
           <w:szCs w:val="24"/>
         </w:rPr>
-        <w:t xml:space="preserve">Haciendo uso de la teoría de filtros análogos y su conversión a digital para los filtros Butterworth para un sistema </w:t>
-      </w:r>
-      <w:proofErr w:type="spellStart"/>
-      <w:r>
-        <w:rPr>
-          <w:sz w:val="24"/>
-          <w:szCs w:val="24"/>
-        </w:rPr>
-        <w:t>pasabanda</w:t>
-      </w:r>
-      <w:proofErr w:type="spellEnd"/>
-      <w:r>
-        <w:rPr>
-          <w:sz w:val="24"/>
-          <w:szCs w:val="24"/>
-        </w:rPr>
-        <w:t xml:space="preserve"> de orden 2 las cuales son:</w:t>
+        <w:t>Haciendo uso de la teoría de filtros análogos y su conversión a digital para los filtros Butterworth para un sistema pasabanda de orden 2 las cuales son:</w:t>
       </w:r>
     </w:p>
     <w:p>
@@ -1534,39 +1305,7 @@
           <w:sz w:val="24"/>
           <w:szCs w:val="24"/>
         </w:rPr>
-        <w:t xml:space="preserve">Se despeja la función de transferencia con transformación bilineal para un </w:t>
-      </w:r>
-      <w:proofErr w:type="spellStart"/>
-      <w:r>
-        <w:rPr>
-          <w:sz w:val="24"/>
-          <w:szCs w:val="24"/>
-        </w:rPr>
-        <w:t>pasabandas</w:t>
-      </w:r>
-      <w:proofErr w:type="spellEnd"/>
-      <w:r>
-        <w:rPr>
-          <w:sz w:val="24"/>
-          <w:szCs w:val="24"/>
-        </w:rPr>
-        <w:t xml:space="preserve"> de orden 2 transformando el filtro análogo del polinomio </w:t>
-      </w:r>
-      <w:proofErr w:type="spellStart"/>
-      <w:r>
-        <w:rPr>
-          <w:sz w:val="24"/>
-          <w:szCs w:val="24"/>
-        </w:rPr>
-        <w:t>butterworth</w:t>
-      </w:r>
-      <w:proofErr w:type="spellEnd"/>
-      <w:r>
-        <w:rPr>
-          <w:sz w:val="24"/>
-          <w:szCs w:val="24"/>
-        </w:rPr>
-        <w:t xml:space="preserve"> y se procede a operar algebraicamente los valores para calcular la ecuación en diferencias del filtro con frecuencias de corte de 1500Hz y 4000Hz respectivamente</w:t>
+        <w:t>Se despeja la función de transferencia con transformación bilineal para un pasabandas de orden 2 transformando el filtro análogo del polinomio butterworth y se procede a operar algebraicamente los valores para calcular la ecuación en diferencias del filtro con frecuencias de corte de 1500Hz y 4000Hz respectivamente</w:t>
       </w:r>
       <w:r>
         <w:rPr>
@@ -1617,14 +1356,206 @@
       </w:pPr>
       <w:r>
         <w:rPr>
+          <w:noProof/>
           <w:sz w:val="24"/>
           <w:szCs w:val="24"/>
         </w:rPr>
         <w:lastRenderedPageBreak/>
         <w:drawing>
-          <wp:inline distT="0" distB="0" distL="0" distR="0" wp14:anchorId="36FD4A31" wp14:editId="65660D50">
-            <wp:extent cx="5542844" cy="1979125"/>
-            <wp:effectExtent l="0" t="0" r="1270" b="2540"/>
+          <wp:inline distT="0" distB="0" distL="0" distR="0" wp14:anchorId="7F706F2A" wp14:editId="7B7A02F6">
+            <wp:extent cx="6896559" cy="5172419"/>
+            <wp:effectExtent l="0" t="0" r="0" b="9525"/>
+            <wp:docPr id="1456683106" name="Imagen 5"/>
+            <wp:cNvGraphicFramePr>
+              <a:graphicFrameLocks xmlns:a="http://schemas.openxmlformats.org/drawingml/2006/main" noChangeAspect="1"/>
+            </wp:cNvGraphicFramePr>
+            <a:graphic xmlns:a="http://schemas.openxmlformats.org/drawingml/2006/main">
+              <a:graphicData uri="http://schemas.openxmlformats.org/drawingml/2006/picture">
+                <pic:pic xmlns:pic="http://schemas.openxmlformats.org/drawingml/2006/picture">
+                  <pic:nvPicPr>
+                    <pic:cNvPr id="1456683106" name="Imagen 1456683106"/>
+                    <pic:cNvPicPr/>
+                  </pic:nvPicPr>
+                  <pic:blipFill>
+                    <a:blip r:embed="rId13">
+                      <a:extLst>
+                        <a:ext uri="{28A0092B-C50C-407E-A947-70E740481C1C}">
+                          <a14:useLocalDpi xmlns:a14="http://schemas.microsoft.com/office/drawing/2010/main" val="0"/>
+                        </a:ext>
+                      </a:extLst>
+                    </a:blip>
+                    <a:stretch>
+                      <a:fillRect/>
+                    </a:stretch>
+                  </pic:blipFill>
+                  <pic:spPr>
+                    <a:xfrm>
+                      <a:off x="0" y="0"/>
+                      <a:ext cx="6910503" cy="5182877"/>
+                    </a:xfrm>
+                    <a:prstGeom prst="rect">
+                      <a:avLst/>
+                    </a:prstGeom>
+                  </pic:spPr>
+                </pic:pic>
+              </a:graphicData>
+            </a:graphic>
+          </wp:inline>
+        </w:drawing>
+      </w:r>
+    </w:p>
+    <w:p>
+      <w:pPr>
+        <w:spacing w:before="240" w:after="240"/>
+        <w:jc w:val="both"/>
+        <w:rPr>
+          <w:sz w:val="24"/>
+          <w:szCs w:val="24"/>
+        </w:rPr>
+      </w:pPr>
+    </w:p>
+    <w:p>
+      <w:pPr>
+        <w:spacing w:before="240" w:after="240"/>
+        <w:jc w:val="both"/>
+        <w:rPr>
+          <w:sz w:val="24"/>
+          <w:szCs w:val="24"/>
+        </w:rPr>
+      </w:pPr>
+      <w:r>
+        <w:rPr>
+          <w:sz w:val="24"/>
+          <w:szCs w:val="24"/>
+        </w:rPr>
+        <w:t>Figura 3. Evidencia de procedimiento manuscrito de construcción de función de transferencia siguiendo la formula de filtro Butterworth de Orden 2.</w:t>
+      </w:r>
+    </w:p>
+    <w:p>
+      <w:pPr>
+        <w:spacing w:before="240" w:after="240"/>
+        <w:jc w:val="both"/>
+        <w:rPr>
+          <w:sz w:val="24"/>
+          <w:szCs w:val="24"/>
+        </w:rPr>
+      </w:pPr>
+    </w:p>
+    <w:p>
+      <w:pPr>
+        <w:spacing w:before="240" w:after="240"/>
+        <w:jc w:val="both"/>
+        <w:rPr>
+          <w:sz w:val="24"/>
+          <w:szCs w:val="24"/>
+        </w:rPr>
+      </w:pPr>
+      <w:r>
+        <w:rPr>
+          <w:noProof/>
+          <w:sz w:val="24"/>
+          <w:szCs w:val="24"/>
+        </w:rPr>
+        <w:lastRenderedPageBreak/>
+        <w:drawing>
+          <wp:inline distT="0" distB="0" distL="0" distR="0" wp14:anchorId="7648AE06" wp14:editId="089968D7">
+            <wp:extent cx="2404110" cy="6492240"/>
+            <wp:effectExtent l="0" t="5715" r="9525" b="9525"/>
+            <wp:docPr id="1798900014" name="Imagen 6"/>
+            <wp:cNvGraphicFramePr>
+              <a:graphicFrameLocks xmlns:a="http://schemas.openxmlformats.org/drawingml/2006/main" noChangeAspect="1"/>
+            </wp:cNvGraphicFramePr>
+            <a:graphic xmlns:a="http://schemas.openxmlformats.org/drawingml/2006/main">
+              <a:graphicData uri="http://schemas.openxmlformats.org/drawingml/2006/picture">
+                <pic:pic xmlns:pic="http://schemas.openxmlformats.org/drawingml/2006/picture">
+                  <pic:nvPicPr>
+                    <pic:cNvPr id="1798900014" name="Imagen 1798900014"/>
+                    <pic:cNvPicPr/>
+                  </pic:nvPicPr>
+                  <pic:blipFill>
+                    <a:blip r:embed="rId14">
+                      <a:extLst>
+                        <a:ext uri="{28A0092B-C50C-407E-A947-70E740481C1C}">
+                          <a14:useLocalDpi xmlns:a14="http://schemas.microsoft.com/office/drawing/2010/main" val="0"/>
+                        </a:ext>
+                      </a:extLst>
+                    </a:blip>
+                    <a:stretch>
+                      <a:fillRect/>
+                    </a:stretch>
+                  </pic:blipFill>
+                  <pic:spPr>
+                    <a:xfrm rot="16200000">
+                      <a:off x="0" y="0"/>
+                      <a:ext cx="2404110" cy="6492240"/>
+                    </a:xfrm>
+                    <a:prstGeom prst="rect">
+                      <a:avLst/>
+                    </a:prstGeom>
+                  </pic:spPr>
+                </pic:pic>
+              </a:graphicData>
+            </a:graphic>
+          </wp:inline>
+        </w:drawing>
+      </w:r>
+    </w:p>
+    <w:p>
+      <w:pPr>
+        <w:spacing w:before="240" w:after="240"/>
+        <w:jc w:val="both"/>
+        <w:rPr>
+          <w:sz w:val="24"/>
+          <w:szCs w:val="24"/>
+        </w:rPr>
+      </w:pPr>
+      <w:r>
+        <w:rPr>
+          <w:sz w:val="24"/>
+          <w:szCs w:val="24"/>
+        </w:rPr>
+        <w:t>Figura 4. Procedimiento algebraico de cancelación de factor común durante la simplificación y calculo de los coeficientes del filtro pasabandas.</w:t>
+      </w:r>
+    </w:p>
+    <w:p>
+      <w:pPr>
+        <w:spacing w:before="240" w:after="240"/>
+        <w:jc w:val="both"/>
+        <w:rPr>
+          <w:sz w:val="24"/>
+          <w:szCs w:val="24"/>
+        </w:rPr>
+      </w:pPr>
+    </w:p>
+    <w:p>
+      <w:pPr>
+        <w:spacing w:before="240" w:after="240"/>
+        <w:jc w:val="both"/>
+        <w:rPr>
+          <w:sz w:val="24"/>
+          <w:szCs w:val="24"/>
+        </w:rPr>
+      </w:pPr>
+    </w:p>
+    <w:p>
+      <w:pPr>
+        <w:spacing w:before="240" w:after="240"/>
+        <w:jc w:val="both"/>
+        <w:rPr>
+          <w:sz w:val="24"/>
+          <w:szCs w:val="24"/>
+        </w:rPr>
+      </w:pPr>
+      <w:r>
+        <w:rPr>
+          <w:noProof/>
+          <w:sz w:val="24"/>
+          <w:szCs w:val="24"/>
+        </w:rPr>
+        <w:drawing>
+          <wp:inline distT="0" distB="0" distL="0" distR="0" wp14:anchorId="4136FD77" wp14:editId="0CADD24C">
+            <wp:extent cx="6345715" cy="2265799"/>
+            <wp:effectExtent l="0" t="0" r="0" b="1270"/>
             <wp:docPr id="537669060" name="Imagen 1"/>
             <wp:cNvGraphicFramePr>
               <a:graphicFrameLocks xmlns:a="http://schemas.openxmlformats.org/drawingml/2006/main" noChangeAspect="1"/>
@@ -1637,7 +1568,7 @@
                     <pic:cNvPicPr/>
                   </pic:nvPicPr>
                   <pic:blipFill>
-                    <a:blip r:embed="rId13"/>
+                    <a:blip r:embed="rId15"/>
                     <a:stretch>
                       <a:fillRect/>
                     </a:stretch>
@@ -1645,7 +1576,7 @@
                   <pic:spPr>
                     <a:xfrm>
                       <a:off x="0" y="0"/>
-                      <a:ext cx="5552335" cy="1982514"/>
+                      <a:ext cx="6437556" cy="2298592"/>
                     </a:xfrm>
                     <a:prstGeom prst="rect">
                       <a:avLst/>
@@ -1677,6 +1608,393 @@
           <w:szCs w:val="24"/>
         </w:rPr>
       </w:pPr>
+    </w:p>
+    <w:p>
+      <w:pPr>
+        <w:spacing w:before="240" w:after="240"/>
+        <w:jc w:val="both"/>
+        <w:rPr>
+          <w:sz w:val="24"/>
+          <w:szCs w:val="24"/>
+        </w:rPr>
+      </w:pPr>
+    </w:p>
+    <w:p>
+      <w:pPr>
+        <w:spacing w:before="240" w:after="240"/>
+        <w:jc w:val="both"/>
+        <w:rPr>
+          <w:sz w:val="24"/>
+          <w:szCs w:val="24"/>
+        </w:rPr>
+      </w:pPr>
+      <w:r>
+        <w:rPr>
+          <w:sz w:val="24"/>
+          <w:szCs w:val="24"/>
+        </w:rPr>
+        <w:t xml:space="preserve">Después de multiplicar la función por </w:t>
+      </w:r>
+      <m:oMath>
+        <m:f>
+          <m:fPr>
+            <m:ctrlPr>
+              <w:rPr>
+                <w:rFonts w:ascii="Cambria Math" w:hAnsi="Cambria Math"/>
+                <w:sz w:val="24"/>
+                <w:szCs w:val="24"/>
+              </w:rPr>
+            </m:ctrlPr>
+          </m:fPr>
+          <m:num>
+            <m:sSup>
+              <m:sSupPr>
+                <m:ctrlPr>
+                  <w:rPr>
+                    <w:rFonts w:ascii="Cambria Math" w:hAnsi="Cambria Math"/>
+                    <w:i/>
+                    <w:sz w:val="24"/>
+                    <w:szCs w:val="24"/>
+                  </w:rPr>
+                </m:ctrlPr>
+              </m:sSupPr>
+              <m:e>
+                <m:d>
+                  <m:dPr>
+                    <m:ctrlPr>
+                      <w:rPr>
+                        <w:rFonts w:ascii="Cambria Math" w:hAnsi="Cambria Math"/>
+                        <w:sz w:val="24"/>
+                        <w:szCs w:val="24"/>
+                      </w:rPr>
+                    </m:ctrlPr>
+                  </m:dPr>
+                  <m:e>
+                    <m:r>
+                      <w:rPr>
+                        <w:rFonts w:ascii="Cambria Math" w:hAnsi="Cambria Math"/>
+                        <w:sz w:val="24"/>
+                        <w:szCs w:val="24"/>
+                      </w:rPr>
+                      <m:t>1+</m:t>
+                    </m:r>
+                    <m:sSup>
+                      <m:sSupPr>
+                        <m:ctrlPr>
+                          <w:rPr>
+                            <w:rFonts w:ascii="Cambria Math" w:hAnsi="Cambria Math"/>
+                            <w:sz w:val="24"/>
+                            <w:szCs w:val="24"/>
+                          </w:rPr>
+                        </m:ctrlPr>
+                      </m:sSupPr>
+                      <m:e>
+                        <m:r>
+                          <w:rPr>
+                            <w:rFonts w:ascii="Cambria Math" w:hAnsi="Cambria Math"/>
+                            <w:sz w:val="24"/>
+                            <w:szCs w:val="24"/>
+                          </w:rPr>
+                          <m:t>z</m:t>
+                        </m:r>
+                      </m:e>
+                      <m:sup>
+                        <m:r>
+                          <w:rPr>
+                            <w:rFonts w:ascii="Cambria Math" w:hAnsi="Cambria Math"/>
+                            <w:sz w:val="24"/>
+                            <w:szCs w:val="24"/>
+                          </w:rPr>
+                          <m:t>-1</m:t>
+                        </m:r>
+                      </m:sup>
+                    </m:sSup>
+                  </m:e>
+                </m:d>
+              </m:e>
+              <m:sup>
+                <m:r>
+                  <w:rPr>
+                    <w:rFonts w:ascii="Cambria Math" w:hAnsi="Cambria Math"/>
+                    <w:sz w:val="24"/>
+                    <w:szCs w:val="24"/>
+                  </w:rPr>
+                  <m:t>4</m:t>
+                </m:r>
+              </m:sup>
+            </m:sSup>
+          </m:num>
+          <m:den>
+            <m:sSup>
+              <m:sSupPr>
+                <m:ctrlPr>
+                  <w:rPr>
+                    <w:rFonts w:ascii="Cambria Math" w:hAnsi="Cambria Math"/>
+                    <w:i/>
+                    <w:sz w:val="24"/>
+                    <w:szCs w:val="24"/>
+                  </w:rPr>
+                </m:ctrlPr>
+              </m:sSupPr>
+              <m:e>
+                <m:d>
+                  <m:dPr>
+                    <m:ctrlPr>
+                      <w:rPr>
+                        <w:rFonts w:ascii="Cambria Math" w:hAnsi="Cambria Math"/>
+                        <w:sz w:val="24"/>
+                        <w:szCs w:val="24"/>
+                      </w:rPr>
+                    </m:ctrlPr>
+                  </m:dPr>
+                  <m:e>
+                    <m:r>
+                      <w:rPr>
+                        <w:rFonts w:ascii="Cambria Math" w:hAnsi="Cambria Math"/>
+                        <w:sz w:val="24"/>
+                        <w:szCs w:val="24"/>
+                      </w:rPr>
+                      <m:t>1+</m:t>
+                    </m:r>
+                    <m:sSup>
+                      <m:sSupPr>
+                        <m:ctrlPr>
+                          <w:rPr>
+                            <w:rFonts w:ascii="Cambria Math" w:hAnsi="Cambria Math"/>
+                            <w:sz w:val="24"/>
+                            <w:szCs w:val="24"/>
+                          </w:rPr>
+                        </m:ctrlPr>
+                      </m:sSupPr>
+                      <m:e>
+                        <m:r>
+                          <w:rPr>
+                            <w:rFonts w:ascii="Cambria Math" w:hAnsi="Cambria Math"/>
+                            <w:sz w:val="24"/>
+                            <w:szCs w:val="24"/>
+                          </w:rPr>
+                          <m:t>z</m:t>
+                        </m:r>
+                      </m:e>
+                      <m:sup>
+                        <m:r>
+                          <w:rPr>
+                            <w:rFonts w:ascii="Cambria Math" w:hAnsi="Cambria Math"/>
+                            <w:sz w:val="24"/>
+                            <w:szCs w:val="24"/>
+                          </w:rPr>
+                          <m:t>-1</m:t>
+                        </m:r>
+                      </m:sup>
+                    </m:sSup>
+                  </m:e>
+                </m:d>
+              </m:e>
+              <m:sup>
+                <m:r>
+                  <w:rPr>
+                    <w:rFonts w:ascii="Cambria Math" w:hAnsi="Cambria Math"/>
+                    <w:sz w:val="24"/>
+                    <w:szCs w:val="24"/>
+                  </w:rPr>
+                  <m:t>4</m:t>
+                </m:r>
+              </m:sup>
+            </m:sSup>
+          </m:den>
+        </m:f>
+      </m:oMath>
+      <w:r>
+        <w:rPr>
+          <w:sz w:val="24"/>
+          <w:szCs w:val="24"/>
+        </w:rPr>
+        <w:t xml:space="preserve"> para cancelar el denominador de cada termino z en la transformación bilineal donde S es igual a </w:t>
+      </w:r>
+      <m:oMath>
+        <m:f>
+          <m:fPr>
+            <m:ctrlPr>
+              <w:rPr>
+                <w:rFonts w:ascii="Cambria Math" w:hAnsi="Cambria Math"/>
+                <w:sz w:val="24"/>
+                <w:szCs w:val="24"/>
+              </w:rPr>
+            </m:ctrlPr>
+          </m:fPr>
+          <m:num>
+            <m:sSup>
+              <m:sSupPr>
+                <m:ctrlPr>
+                  <w:rPr>
+                    <w:rFonts w:ascii="Cambria Math" w:hAnsi="Cambria Math"/>
+                    <w:i/>
+                    <w:sz w:val="24"/>
+                    <w:szCs w:val="24"/>
+                  </w:rPr>
+                </m:ctrlPr>
+              </m:sSupPr>
+              <m:e>
+                <m:r>
+                  <w:rPr>
+                    <w:rFonts w:ascii="Cambria Math" w:hAnsi="Cambria Math"/>
+                    <w:sz w:val="24"/>
+                    <w:szCs w:val="24"/>
+                  </w:rPr>
+                  <m:t>2</m:t>
+                </m:r>
+                <m:d>
+                  <m:dPr>
+                    <m:ctrlPr>
+                      <w:rPr>
+                        <w:rFonts w:ascii="Cambria Math" w:hAnsi="Cambria Math"/>
+                        <w:sz w:val="24"/>
+                        <w:szCs w:val="24"/>
+                      </w:rPr>
+                    </m:ctrlPr>
+                  </m:dPr>
+                  <m:e>
+                    <m:r>
+                      <w:rPr>
+                        <w:rFonts w:ascii="Cambria Math" w:hAnsi="Cambria Math"/>
+                        <w:sz w:val="24"/>
+                        <w:szCs w:val="24"/>
+                      </w:rPr>
+                      <m:t>1-</m:t>
+                    </m:r>
+                    <m:sSup>
+                      <m:sSupPr>
+                        <m:ctrlPr>
+                          <w:rPr>
+                            <w:rFonts w:ascii="Cambria Math" w:hAnsi="Cambria Math"/>
+                            <w:sz w:val="24"/>
+                            <w:szCs w:val="24"/>
+                          </w:rPr>
+                        </m:ctrlPr>
+                      </m:sSupPr>
+                      <m:e>
+                        <m:r>
+                          <w:rPr>
+                            <w:rFonts w:ascii="Cambria Math" w:hAnsi="Cambria Math"/>
+                            <w:sz w:val="24"/>
+                            <w:szCs w:val="24"/>
+                          </w:rPr>
+                          <m:t>z</m:t>
+                        </m:r>
+                      </m:e>
+                      <m:sup>
+                        <m:r>
+                          <w:rPr>
+                            <w:rFonts w:ascii="Cambria Math" w:hAnsi="Cambria Math"/>
+                            <w:sz w:val="24"/>
+                            <w:szCs w:val="24"/>
+                          </w:rPr>
+                          <m:t>-1</m:t>
+                        </m:r>
+                      </m:sup>
+                    </m:sSup>
+                  </m:e>
+                </m:d>
+              </m:e>
+              <m:sup/>
+            </m:sSup>
+          </m:num>
+          <m:den>
+            <m:r>
+              <w:rPr>
+                <w:rFonts w:ascii="Cambria Math" w:hAnsi="Cambria Math"/>
+                <w:sz w:val="24"/>
+                <w:szCs w:val="24"/>
+              </w:rPr>
+              <m:t>T</m:t>
+            </m:r>
+            <m:sSup>
+              <m:sSupPr>
+                <m:ctrlPr>
+                  <w:rPr>
+                    <w:rFonts w:ascii="Cambria Math" w:hAnsi="Cambria Math"/>
+                    <w:i/>
+                    <w:sz w:val="24"/>
+                    <w:szCs w:val="24"/>
+                  </w:rPr>
+                </m:ctrlPr>
+              </m:sSupPr>
+              <m:e>
+                <m:d>
+                  <m:dPr>
+                    <m:ctrlPr>
+                      <w:rPr>
+                        <w:rFonts w:ascii="Cambria Math" w:hAnsi="Cambria Math"/>
+                        <w:sz w:val="24"/>
+                        <w:szCs w:val="24"/>
+                      </w:rPr>
+                    </m:ctrlPr>
+                  </m:dPr>
+                  <m:e>
+                    <m:r>
+                      <w:rPr>
+                        <w:rFonts w:ascii="Cambria Math" w:hAnsi="Cambria Math"/>
+                        <w:sz w:val="24"/>
+                        <w:szCs w:val="24"/>
+                      </w:rPr>
+                      <m:t>1+</m:t>
+                    </m:r>
+                    <m:sSup>
+                      <m:sSupPr>
+                        <m:ctrlPr>
+                          <w:rPr>
+                            <w:rFonts w:ascii="Cambria Math" w:hAnsi="Cambria Math"/>
+                            <w:sz w:val="24"/>
+                            <w:szCs w:val="24"/>
+                          </w:rPr>
+                        </m:ctrlPr>
+                      </m:sSupPr>
+                      <m:e>
+                        <m:r>
+                          <w:rPr>
+                            <w:rFonts w:ascii="Cambria Math" w:hAnsi="Cambria Math"/>
+                            <w:sz w:val="24"/>
+                            <w:szCs w:val="24"/>
+                          </w:rPr>
+                          <m:t>z</m:t>
+                        </m:r>
+                      </m:e>
+                      <m:sup>
+                        <m:r>
+                          <w:rPr>
+                            <w:rFonts w:ascii="Cambria Math" w:hAnsi="Cambria Math"/>
+                            <w:sz w:val="24"/>
+                            <w:szCs w:val="24"/>
+                          </w:rPr>
+                          <m:t>-1</m:t>
+                        </m:r>
+                      </m:sup>
+                    </m:sSup>
+                  </m:e>
+                </m:d>
+              </m:e>
+              <m:sup/>
+            </m:sSup>
+          </m:den>
+        </m:f>
+      </m:oMath>
+      <w:r>
+        <w:rPr>
+          <w:sz w:val="24"/>
+          <w:szCs w:val="24"/>
+        </w:rPr>
+        <w:t xml:space="preserve"> la expresión de H(z) resultante se observa a continuación.</w:t>
+      </w:r>
+    </w:p>
+    <w:p>
+      <w:pPr>
+        <w:spacing w:before="240" w:after="240"/>
+        <w:jc w:val="both"/>
+        <w:rPr>
+          <w:sz w:val="24"/>
+          <w:szCs w:val="24"/>
+        </w:rPr>
+      </w:pPr>
       <w:r>
         <w:rPr>
           <w:noProof/>
@@ -1684,13 +2002,13 @@
           <w:szCs w:val="24"/>
         </w:rPr>
         <w:drawing>
-          <wp:anchor distT="0" distB="0" distL="114300" distR="114300" simplePos="0" relativeHeight="251658240" behindDoc="0" locked="0" layoutInCell="1" allowOverlap="1" wp14:anchorId="73E78C77" wp14:editId="1AF54774">
+          <wp:anchor distT="0" distB="0" distL="114300" distR="114300" simplePos="0" relativeHeight="251658240" behindDoc="0" locked="0" layoutInCell="1" allowOverlap="1" wp14:anchorId="73E78C77" wp14:editId="7EDF8EEF">
             <wp:simplePos x="0" y="0"/>
             <wp:positionH relativeFrom="margin">
-              <wp:posOffset>317924</wp:posOffset>
+              <wp:posOffset>966301</wp:posOffset>
             </wp:positionH>
             <wp:positionV relativeFrom="paragraph">
-              <wp:posOffset>156280</wp:posOffset>
+              <wp:posOffset>272025</wp:posOffset>
             </wp:positionV>
             <wp:extent cx="5316855" cy="3752215"/>
             <wp:effectExtent l="0" t="0" r="0" b="635"/>
@@ -1707,7 +2025,7 @@
                     <pic:cNvPicPr/>
                   </pic:nvPicPr>
                   <pic:blipFill>
-                    <a:blip r:embed="rId14">
+                    <a:blip r:embed="rId16">
                       <a:extLst>
                         <a:ext uri="{28A0092B-C50C-407E-A947-70E740481C1C}">
                           <a14:useLocalDpi xmlns:a14="http://schemas.microsoft.com/office/drawing/2010/main" val="0"/>
@@ -1899,64 +2217,269 @@
           <w:szCs w:val="24"/>
         </w:rPr>
       </w:pPr>
-    </w:p>
-    <w:p>
-      <w:pPr>
-        <w:spacing w:before="240" w:after="240"/>
-        <w:jc w:val="both"/>
-        <w:rPr>
-          <w:sz w:val="24"/>
-          <w:szCs w:val="24"/>
-        </w:rPr>
-      </w:pPr>
-    </w:p>
-    <w:p>
-      <w:pPr>
-        <w:spacing w:before="240" w:after="240"/>
-        <w:jc w:val="both"/>
-        <w:rPr>
-          <w:sz w:val="24"/>
-          <w:szCs w:val="24"/>
-        </w:rPr>
-      </w:pPr>
-    </w:p>
-    <w:p>
-      <w:pPr>
-        <w:spacing w:before="240" w:after="240"/>
-        <w:jc w:val="both"/>
-        <w:rPr>
-          <w:sz w:val="24"/>
-          <w:szCs w:val="24"/>
-        </w:rPr>
-      </w:pPr>
-    </w:p>
-    <w:p>
-      <w:pPr>
-        <w:spacing w:before="240" w:after="240"/>
-        <w:jc w:val="both"/>
-        <w:rPr>
-          <w:sz w:val="24"/>
-          <w:szCs w:val="24"/>
-        </w:rPr>
-      </w:pPr>
-    </w:p>
-    <w:p>
-      <w:pPr>
-        <w:spacing w:before="240" w:after="240"/>
-        <w:jc w:val="both"/>
-        <w:rPr>
-          <w:sz w:val="24"/>
-          <w:szCs w:val="24"/>
-        </w:rPr>
-      </w:pPr>
-    </w:p>
-    <w:p>
-      <w:pPr>
-        <w:spacing w:before="240" w:after="240"/>
-        <w:jc w:val="both"/>
-        <w:rPr>
-          <w:sz w:val="24"/>
-          <w:szCs w:val="24"/>
+      <w:r>
+        <w:rPr>
+          <w:noProof/>
+          <w:sz w:val="24"/>
+          <w:szCs w:val="24"/>
+        </w:rPr>
+        <w:drawing>
+          <wp:anchor distT="0" distB="0" distL="114300" distR="114300" simplePos="0" relativeHeight="251659264" behindDoc="0" locked="0" layoutInCell="1" allowOverlap="1" wp14:anchorId="41E7F9F2" wp14:editId="02AC9379">
+            <wp:simplePos x="0" y="0"/>
+            <wp:positionH relativeFrom="column">
+              <wp:posOffset>1566425</wp:posOffset>
+            </wp:positionH>
+            <wp:positionV relativeFrom="paragraph">
+              <wp:posOffset>487806</wp:posOffset>
+            </wp:positionV>
+            <wp:extent cx="4836160" cy="4614545"/>
+            <wp:effectExtent l="0" t="0" r="2540" b="0"/>
+            <wp:wrapSquare wrapText="bothSides"/>
+            <wp:docPr id="344252405" name="Imagen 1"/>
+            <wp:cNvGraphicFramePr>
+              <a:graphicFrameLocks xmlns:a="http://schemas.openxmlformats.org/drawingml/2006/main" noChangeAspect="1"/>
+            </wp:cNvGraphicFramePr>
+            <a:graphic xmlns:a="http://schemas.openxmlformats.org/drawingml/2006/main">
+              <a:graphicData uri="http://schemas.openxmlformats.org/drawingml/2006/picture">
+                <pic:pic xmlns:pic="http://schemas.openxmlformats.org/drawingml/2006/picture">
+                  <pic:nvPicPr>
+                    <pic:cNvPr id="344252405" name="Imagen 344252405"/>
+                    <pic:cNvPicPr/>
+                  </pic:nvPicPr>
+                  <pic:blipFill>
+                    <a:blip r:embed="rId17">
+                      <a:extLst>
+                        <a:ext uri="{28A0092B-C50C-407E-A947-70E740481C1C}">
+                          <a14:useLocalDpi xmlns:a14="http://schemas.microsoft.com/office/drawing/2010/main" val="0"/>
+                        </a:ext>
+                      </a:extLst>
+                    </a:blip>
+                    <a:stretch>
+                      <a:fillRect/>
+                    </a:stretch>
+                  </pic:blipFill>
+                  <pic:spPr>
+                    <a:xfrm>
+                      <a:off x="0" y="0"/>
+                      <a:ext cx="4836160" cy="4614545"/>
+                    </a:xfrm>
+                    <a:prstGeom prst="rect">
+                      <a:avLst/>
+                    </a:prstGeom>
+                  </pic:spPr>
+                </pic:pic>
+              </a:graphicData>
+            </a:graphic>
+            <wp14:sizeRelH relativeFrom="margin">
+              <wp14:pctWidth>0</wp14:pctWidth>
+            </wp14:sizeRelH>
+            <wp14:sizeRelV relativeFrom="margin">
+              <wp14:pctHeight>0</wp14:pctHeight>
+            </wp14:sizeRelV>
+          </wp:anchor>
+        </w:drawing>
+      </w:r>
+      <w:r>
+        <w:rPr>
+          <w:sz w:val="24"/>
+          <w:szCs w:val="24"/>
+        </w:rPr>
+        <w:t xml:space="preserve">Luego hay que expandir tanto el numerador como el denominador para </w:t>
+      </w:r>
+      <w:r>
+        <w:rPr>
+          <w:sz w:val="24"/>
+          <w:szCs w:val="24"/>
+        </w:rPr>
+        <w:t>agrupar por términos que compartan el mismo coeficiente se remplaza el termino de la frecuencia superior de corte por A y la frecuencia de corte inferior por B.</w:t>
+      </w:r>
+    </w:p>
+    <w:p>
+      <w:pPr>
+        <w:spacing w:before="240" w:after="240"/>
+        <w:jc w:val="both"/>
+        <w:rPr>
+          <w:sz w:val="24"/>
+          <w:szCs w:val="24"/>
+        </w:rPr>
+      </w:pPr>
+    </w:p>
+    <w:p>
+      <w:pPr>
+        <w:spacing w:before="240" w:after="240"/>
+        <w:jc w:val="both"/>
+        <w:rPr>
+          <w:sz w:val="24"/>
+          <w:szCs w:val="24"/>
+        </w:rPr>
+      </w:pPr>
+    </w:p>
+    <w:p>
+      <w:pPr>
+        <w:spacing w:before="240" w:after="240"/>
+        <w:jc w:val="both"/>
+        <w:rPr>
+          <w:sz w:val="24"/>
+          <w:szCs w:val="24"/>
+        </w:rPr>
+      </w:pPr>
+    </w:p>
+    <w:p>
+      <w:pPr>
+        <w:spacing w:before="240" w:after="240"/>
+        <w:jc w:val="both"/>
+        <w:rPr>
+          <w:sz w:val="24"/>
+          <w:szCs w:val="24"/>
+        </w:rPr>
+      </w:pPr>
+    </w:p>
+    <w:p>
+      <w:pPr>
+        <w:spacing w:before="240" w:after="240"/>
+        <w:jc w:val="both"/>
+        <w:rPr>
+          <w:sz w:val="24"/>
+          <w:szCs w:val="24"/>
+        </w:rPr>
+      </w:pPr>
+    </w:p>
+    <w:p>
+      <w:pPr>
+        <w:spacing w:before="240" w:after="240"/>
+        <w:jc w:val="both"/>
+        <w:rPr>
+          <w:sz w:val="24"/>
+          <w:szCs w:val="24"/>
+          <w:lang w:val="en-US"/>
+        </w:rPr>
+      </w:pPr>
+      <w:r>
+        <w:rPr>
+          <w:sz w:val="24"/>
+          <w:szCs w:val="24"/>
+        </w:rPr>
+        <w:t xml:space="preserve">  </w:t>
+      </w:r>
+      <w:r>
+        <w:rPr>
+          <w:sz w:val="24"/>
+          <w:szCs w:val="24"/>
+        </w:rPr>
+        <w:tab/>
+      </w:r>
+      <w:r>
+        <w:rPr>
+          <w:sz w:val="24"/>
+          <w:szCs w:val="24"/>
+        </w:rPr>
+        <w:tab/>
+      </w:r>
+      <w:r>
+        <w:rPr>
+          <w:sz w:val="24"/>
+          <w:szCs w:val="24"/>
+          <w:lang w:val="en-US"/>
+        </w:rPr>
+        <w:t>H(z)=</w:t>
+      </w:r>
+    </w:p>
+    <w:p>
+      <w:pPr>
+        <w:spacing w:before="240" w:after="240"/>
+        <w:jc w:val="both"/>
+        <w:rPr>
+          <w:sz w:val="24"/>
+          <w:szCs w:val="24"/>
+          <w:lang w:val="en-US"/>
+        </w:rPr>
+      </w:pPr>
+    </w:p>
+    <w:p>
+      <w:pPr>
+        <w:spacing w:before="240" w:after="240"/>
+        <w:jc w:val="both"/>
+        <w:rPr>
+          <w:sz w:val="24"/>
+          <w:szCs w:val="24"/>
+          <w:lang w:val="en-US"/>
+        </w:rPr>
+      </w:pPr>
+    </w:p>
+    <w:p>
+      <w:pPr>
+        <w:spacing w:before="240" w:after="240"/>
+        <w:jc w:val="both"/>
+        <w:rPr>
+          <w:sz w:val="24"/>
+          <w:szCs w:val="24"/>
+          <w:lang w:val="en-US"/>
+        </w:rPr>
+      </w:pPr>
+    </w:p>
+    <w:p>
+      <w:pPr>
+        <w:spacing w:before="240" w:after="240"/>
+        <w:jc w:val="both"/>
+        <w:rPr>
+          <w:sz w:val="24"/>
+          <w:szCs w:val="24"/>
+          <w:lang w:val="en-US"/>
+        </w:rPr>
+      </w:pPr>
+    </w:p>
+    <w:p>
+      <w:pPr>
+        <w:spacing w:before="240" w:after="240"/>
+        <w:jc w:val="both"/>
+        <w:rPr>
+          <w:sz w:val="24"/>
+          <w:szCs w:val="24"/>
+          <w:lang w:val="en-US"/>
+        </w:rPr>
+      </w:pPr>
+    </w:p>
+    <w:p>
+      <w:pPr>
+        <w:spacing w:before="240" w:after="240"/>
+        <w:jc w:val="both"/>
+        <w:rPr>
+          <w:sz w:val="24"/>
+          <w:szCs w:val="24"/>
+          <w:lang w:val="en-US"/>
+        </w:rPr>
+      </w:pPr>
+    </w:p>
+    <w:p>
+      <w:pPr>
+        <w:spacing w:before="240" w:after="240"/>
+        <w:jc w:val="both"/>
+        <w:rPr>
+          <w:sz w:val="24"/>
+          <w:szCs w:val="24"/>
+          <w:lang w:val="en-US"/>
+        </w:rPr>
+      </w:pPr>
+    </w:p>
+    <w:p>
+      <w:pPr>
+        <w:spacing w:before="240" w:after="240"/>
+        <w:jc w:val="both"/>
+        <w:rPr>
+          <w:sz w:val="24"/>
+          <w:szCs w:val="24"/>
+          <w:lang w:val="en-US"/>
+        </w:rPr>
+      </w:pPr>
+    </w:p>
+    <w:p>
+      <w:pPr>
+        <w:spacing w:before="240" w:after="240"/>
+        <w:jc w:val="both"/>
+        <w:rPr>
+          <w:sz w:val="24"/>
+          <w:szCs w:val="24"/>
+          <w:lang w:val="en-US"/>
         </w:rPr>
       </w:pPr>
     </w:p>
@@ -2336,22 +2859,63 @@
     </w:p>
     <w:p>
       <w:pPr>
-        <w:spacing w:before="240" w:after="240" w:line="276" w:lineRule="auto"/>
-        <w:jc w:val="both"/>
-        <w:rPr>
-          <w:sz w:val="24"/>
-          <w:szCs w:val="24"/>
-        </w:rPr>
-      </w:pPr>
-      <w:r>
+        <w:spacing w:before="240" w:after="240"/>
+        <w:jc w:val="both"/>
         <w:rPr>
           <w:sz w:val="24"/>
           <w:szCs w:val="24"/>
           <w:lang w:val="en-US"/>
         </w:rPr>
-        <w:lastRenderedPageBreak/>
-        <w:t xml:space="preserve"> </w:t>
-      </w:r>
+      </w:pPr>
+    </w:p>
+    <w:p>
+      <w:pPr>
+        <w:spacing w:before="240" w:after="240"/>
+        <w:jc w:val="both"/>
+        <w:rPr>
+          <w:sz w:val="24"/>
+          <w:szCs w:val="24"/>
+          <w:lang w:val="en-US"/>
+        </w:rPr>
+      </w:pPr>
+    </w:p>
+    <w:p>
+      <w:pPr>
+        <w:spacing w:before="240" w:after="240"/>
+        <w:jc w:val="both"/>
+        <w:rPr>
+          <w:sz w:val="24"/>
+          <w:szCs w:val="24"/>
+          <w:lang w:val="es-CO"/>
+        </w:rPr>
+      </w:pPr>
+      <w:r>
+        <w:rPr>
+          <w:sz w:val="24"/>
+          <w:szCs w:val="24"/>
+          <w:lang w:val="es-CO"/>
+        </w:rPr>
+        <w:t xml:space="preserve">Luego de agrupar los </w:t>
+      </w:r>
+      <w:r>
+        <w:rPr>
+          <w:sz w:val="24"/>
+          <w:szCs w:val="24"/>
+          <w:lang w:val="es-CO"/>
+        </w:rPr>
+        <w:t>términos después de operar los A y B respectivos la expresión con 8 decimales de precisión se observa a continuación donde se determina la ecuación en diferencias que describe este filtro pasabandas.</w:t>
+      </w:r>
+    </w:p>
+    <w:p>
+      <w:pPr>
+        <w:spacing w:before="240" w:after="240"/>
+        <w:jc w:val="both"/>
+        <w:rPr>
+          <w:sz w:val="24"/>
+          <w:szCs w:val="24"/>
+          <w:lang w:val="es-CO"/>
+        </w:rPr>
+      </w:pPr>
       <w:r>
         <w:rPr>
           <w:noProof/>
@@ -2359,21 +2923,36 @@
           <w:szCs w:val="24"/>
         </w:rPr>
         <w:drawing>
-          <wp:inline distT="114300" distB="114300" distL="114300" distR="114300" wp14:anchorId="7A87FD20" wp14:editId="4E06AADC">
-            <wp:extent cx="7743825" cy="5562133"/>
+          <wp:anchor distT="0" distB="0" distL="114300" distR="114300" simplePos="0" relativeHeight="251661312" behindDoc="0" locked="0" layoutInCell="1" allowOverlap="1" wp14:anchorId="07617E6F" wp14:editId="3C5B5523">
+            <wp:simplePos x="0" y="0"/>
+            <wp:positionH relativeFrom="margin">
+              <wp:posOffset>385445</wp:posOffset>
+            </wp:positionH>
+            <wp:positionV relativeFrom="paragraph">
+              <wp:posOffset>328295</wp:posOffset>
+            </wp:positionV>
+            <wp:extent cx="6934835" cy="704850"/>
             <wp:effectExtent l="0" t="0" r="0" b="0"/>
-            <wp:docPr id="9" name="image10.jpg"/>
-            <wp:cNvGraphicFramePr/>
+            <wp:wrapSquare wrapText="bothSides"/>
+            <wp:docPr id="476240482" name="Imagen 3"/>
+            <wp:cNvGraphicFramePr>
+              <a:graphicFrameLocks xmlns:a="http://schemas.openxmlformats.org/drawingml/2006/main" noChangeAspect="1"/>
+            </wp:cNvGraphicFramePr>
             <a:graphic xmlns:a="http://schemas.openxmlformats.org/drawingml/2006/main">
               <a:graphicData uri="http://schemas.openxmlformats.org/drawingml/2006/picture">
                 <pic:pic xmlns:pic="http://schemas.openxmlformats.org/drawingml/2006/picture">
                   <pic:nvPicPr>
-                    <pic:cNvPr id="0" name="image10.jpg"/>
-                    <pic:cNvPicPr preferRelativeResize="0"/>
+                    <pic:cNvPr id="476240482" name="Imagen 476240482"/>
+                    <pic:cNvPicPr/>
                   </pic:nvPicPr>
                   <pic:blipFill>
-                    <a:blip r:embed="rId15"/>
-                    <a:srcRect/>
+                    <a:blip r:embed="rId18">
+                      <a:extLst>
+                        <a:ext uri="{28A0092B-C50C-407E-A947-70E740481C1C}">
+                          <a14:useLocalDpi xmlns:a14="http://schemas.microsoft.com/office/drawing/2010/main" val="0"/>
+                        </a:ext>
+                      </a:extLst>
+                    </a:blip>
                     <a:stretch>
                       <a:fillRect/>
                     </a:stretch>
@@ -2381,126 +2960,55 @@
                   <pic:spPr>
                     <a:xfrm>
                       <a:off x="0" y="0"/>
-                      <a:ext cx="7743825" cy="5562133"/>
+                      <a:ext cx="6934835" cy="704850"/>
                     </a:xfrm>
                     <a:prstGeom prst="rect">
                       <a:avLst/>
                     </a:prstGeom>
-                    <a:ln/>
                   </pic:spPr>
                 </pic:pic>
               </a:graphicData>
             </a:graphic>
-          </wp:inline>
+            <wp14:sizeRelH relativeFrom="margin">
+              <wp14:pctWidth>0</wp14:pctWidth>
+            </wp14:sizeRelH>
+            <wp14:sizeRelV relativeFrom="margin">
+              <wp14:pctHeight>0</wp14:pctHeight>
+            </wp14:sizeRelV>
+          </wp:anchor>
         </w:drawing>
       </w:r>
     </w:p>
     <w:p>
       <w:pPr>
-        <w:spacing w:before="240" w:after="240" w:line="276" w:lineRule="auto"/>
-        <w:jc w:val="both"/>
-        <w:rPr>
-          <w:sz w:val="24"/>
-          <w:szCs w:val="24"/>
-        </w:rPr>
-      </w:pPr>
-      <w:r>
-        <w:rPr>
-          <w:sz w:val="24"/>
-          <w:szCs w:val="24"/>
-        </w:rPr>
-        <w:t xml:space="preserve"> </w:t>
-      </w:r>
-    </w:p>
-    <w:p>
-      <w:pPr>
-        <w:spacing w:before="240" w:after="240" w:line="276" w:lineRule="auto"/>
-        <w:jc w:val="both"/>
-        <w:rPr>
-          <w:sz w:val="24"/>
-          <w:szCs w:val="24"/>
-        </w:rPr>
-      </w:pPr>
-      <w:r>
-        <w:rPr>
-          <w:sz w:val="24"/>
-          <w:szCs w:val="24"/>
-        </w:rPr>
-        <w:lastRenderedPageBreak/>
-        <w:t xml:space="preserve">Su implementación en código se realiza en Python usando la librería </w:t>
-      </w:r>
-      <w:proofErr w:type="spellStart"/>
-      <w:r>
-        <w:rPr>
-          <w:sz w:val="24"/>
-          <w:szCs w:val="24"/>
-        </w:rPr>
-        <w:t>numpy</w:t>
-      </w:r>
-      <w:proofErr w:type="spellEnd"/>
-      <w:r>
-        <w:rPr>
-          <w:sz w:val="24"/>
-          <w:szCs w:val="24"/>
-        </w:rPr>
-        <w:t xml:space="preserve"> para manipulación de valores numéricos, </w:t>
-      </w:r>
-      <w:proofErr w:type="spellStart"/>
-      <w:r>
-        <w:rPr>
-          <w:sz w:val="24"/>
-          <w:szCs w:val="24"/>
-        </w:rPr>
-        <w:t>sounddevice</w:t>
-      </w:r>
-      <w:proofErr w:type="spellEnd"/>
-      <w:r>
-        <w:rPr>
-          <w:sz w:val="24"/>
-          <w:szCs w:val="24"/>
-        </w:rPr>
-        <w:t xml:space="preserve"> para la obtención de señales de audio y </w:t>
-      </w:r>
-      <w:proofErr w:type="spellStart"/>
-      <w:r>
-        <w:rPr>
-          <w:sz w:val="24"/>
-          <w:szCs w:val="24"/>
-        </w:rPr>
-        <w:t>matplotlib</w:t>
-      </w:r>
-      <w:proofErr w:type="spellEnd"/>
-      <w:r>
-        <w:rPr>
-          <w:sz w:val="24"/>
-          <w:szCs w:val="24"/>
-        </w:rPr>
-        <w:t xml:space="preserve"> para </w:t>
-      </w:r>
-      <w:proofErr w:type="spellStart"/>
-      <w:r>
-        <w:rPr>
-          <w:sz w:val="24"/>
-          <w:szCs w:val="24"/>
-        </w:rPr>
-        <w:t>creacion</w:t>
-      </w:r>
-      <w:proofErr w:type="spellEnd"/>
-      <w:r>
-        <w:rPr>
-          <w:sz w:val="24"/>
-          <w:szCs w:val="24"/>
-        </w:rPr>
-        <w:t xml:space="preserve"> de graficas, en la figura x se observa la ecuación en diferencias obtenida mediante transformación bilineal y transformada z inversa y cuya función. Es la de filtrar la señal obtenida para atenuar las frecuencias menores a 1500hz y mayores a 4000hz.</w:t>
-      </w:r>
-    </w:p>
-    <w:p>
-      <w:pPr>
-        <w:spacing w:before="240" w:after="240" w:line="276" w:lineRule="auto"/>
-        <w:jc w:val="both"/>
-        <w:rPr>
-          <w:sz w:val="24"/>
-          <w:szCs w:val="24"/>
+        <w:spacing w:before="240" w:after="240"/>
+        <w:jc w:val="both"/>
+        <w:rPr>
+          <w:sz w:val="24"/>
+          <w:szCs w:val="24"/>
+          <w:lang w:val="es-CO"/>
+        </w:rPr>
+      </w:pPr>
+    </w:p>
+    <w:p>
+      <w:pPr>
+        <w:spacing w:before="240" w:after="240"/>
+        <w:jc w:val="both"/>
+        <w:rPr>
+          <w:sz w:val="24"/>
+          <w:szCs w:val="24"/>
+          <w:lang w:val="es-CO"/>
+        </w:rPr>
+      </w:pPr>
+    </w:p>
+    <w:p>
+      <w:pPr>
+        <w:spacing w:before="240" w:after="240"/>
+        <w:jc w:val="both"/>
+        <w:rPr>
+          <w:sz w:val="24"/>
+          <w:szCs w:val="24"/>
+          <w:lang w:val="es-CO"/>
         </w:rPr>
       </w:pPr>
       <w:r>
@@ -2510,21 +3018,36 @@
           <w:szCs w:val="24"/>
         </w:rPr>
         <w:drawing>
-          <wp:inline distT="114300" distB="114300" distL="114300" distR="114300" wp14:anchorId="70D5AC09" wp14:editId="5035C79C">
-            <wp:extent cx="3962400" cy="3057525"/>
-            <wp:effectExtent l="0" t="0" r="0" b="0"/>
-            <wp:docPr id="4" name="image2.png"/>
-            <wp:cNvGraphicFramePr/>
+          <wp:anchor distT="0" distB="0" distL="114300" distR="114300" simplePos="0" relativeHeight="251662336" behindDoc="0" locked="0" layoutInCell="1" allowOverlap="1" wp14:anchorId="007EA295" wp14:editId="02ED9BE6">
+            <wp:simplePos x="0" y="0"/>
+            <wp:positionH relativeFrom="column">
+              <wp:posOffset>319405</wp:posOffset>
+            </wp:positionH>
+            <wp:positionV relativeFrom="paragraph">
+              <wp:posOffset>6350</wp:posOffset>
+            </wp:positionV>
+            <wp:extent cx="7403465" cy="737870"/>
+            <wp:effectExtent l="0" t="0" r="6985" b="5080"/>
+            <wp:wrapSquare wrapText="bothSides"/>
+            <wp:docPr id="1805291682" name="Imagen 4"/>
+            <wp:cNvGraphicFramePr>
+              <a:graphicFrameLocks xmlns:a="http://schemas.openxmlformats.org/drawingml/2006/main" noChangeAspect="1"/>
+            </wp:cNvGraphicFramePr>
             <a:graphic xmlns:a="http://schemas.openxmlformats.org/drawingml/2006/main">
               <a:graphicData uri="http://schemas.openxmlformats.org/drawingml/2006/picture">
                 <pic:pic xmlns:pic="http://schemas.openxmlformats.org/drawingml/2006/picture">
                   <pic:nvPicPr>
-                    <pic:cNvPr id="0" name="image2.png"/>
-                    <pic:cNvPicPr preferRelativeResize="0"/>
+                    <pic:cNvPr id="1805291682" name="Imagen 1805291682"/>
+                    <pic:cNvPicPr/>
                   </pic:nvPicPr>
                   <pic:blipFill>
-                    <a:blip r:embed="rId16"/>
-                    <a:srcRect/>
+                    <a:blip r:embed="rId19">
+                      <a:extLst>
+                        <a:ext uri="{28A0092B-C50C-407E-A947-70E740481C1C}">
+                          <a14:useLocalDpi xmlns:a14="http://schemas.microsoft.com/office/drawing/2010/main" val="0"/>
+                        </a:ext>
+                      </a:extLst>
+                    </a:blip>
                     <a:stretch>
                       <a:fillRect/>
                     </a:stretch>
@@ -2532,149 +3055,44 @@
                   <pic:spPr>
                     <a:xfrm>
                       <a:off x="0" y="0"/>
-                      <a:ext cx="3962400" cy="3057525"/>
+                      <a:ext cx="7403465" cy="737870"/>
                     </a:xfrm>
                     <a:prstGeom prst="rect">
                       <a:avLst/>
                     </a:prstGeom>
-                    <a:ln/>
                   </pic:spPr>
                 </pic:pic>
               </a:graphicData>
             </a:graphic>
-          </wp:inline>
+            <wp14:sizeRelH relativeFrom="margin">
+              <wp14:pctWidth>0</wp14:pctWidth>
+            </wp14:sizeRelH>
+            <wp14:sizeRelV relativeFrom="margin">
+              <wp14:pctHeight>0</wp14:pctHeight>
+            </wp14:sizeRelV>
+          </wp:anchor>
         </w:drawing>
       </w:r>
     </w:p>
     <w:p>
       <w:pPr>
-        <w:spacing w:before="240" w:after="240" w:line="276" w:lineRule="auto"/>
-        <w:jc w:val="both"/>
-        <w:rPr>
-          <w:sz w:val="24"/>
-          <w:szCs w:val="24"/>
-        </w:rPr>
-      </w:pPr>
-      <w:r>
-        <w:rPr>
-          <w:sz w:val="24"/>
-          <w:szCs w:val="24"/>
-        </w:rPr>
-        <w:t xml:space="preserve">Figura 3. Ecuación en diferencias del filtro </w:t>
-      </w:r>
-      <w:proofErr w:type="spellStart"/>
-      <w:r>
-        <w:rPr>
-          <w:sz w:val="24"/>
-          <w:szCs w:val="24"/>
-        </w:rPr>
-        <w:t>pasabandas</w:t>
-      </w:r>
-      <w:proofErr w:type="spellEnd"/>
-      <w:r>
-        <w:rPr>
-          <w:sz w:val="24"/>
-          <w:szCs w:val="24"/>
-        </w:rPr>
-        <w:t xml:space="preserve"> Butterworth con banda de paso de 1500 </w:t>
-      </w:r>
-      <w:proofErr w:type="spellStart"/>
-      <w:r>
-        <w:rPr>
-          <w:sz w:val="24"/>
-          <w:szCs w:val="24"/>
-        </w:rPr>
-        <w:t>hz</w:t>
-      </w:r>
-      <w:proofErr w:type="spellEnd"/>
-      <w:r>
-        <w:rPr>
-          <w:sz w:val="24"/>
-          <w:szCs w:val="24"/>
-        </w:rPr>
-        <w:t xml:space="preserve"> a 4000 </w:t>
-      </w:r>
-      <w:proofErr w:type="spellStart"/>
-      <w:r>
-        <w:rPr>
-          <w:sz w:val="24"/>
-          <w:szCs w:val="24"/>
-        </w:rPr>
-        <w:t>hz</w:t>
-      </w:r>
-      <w:proofErr w:type="spellEnd"/>
-      <w:r>
-        <w:rPr>
-          <w:sz w:val="24"/>
-          <w:szCs w:val="24"/>
-        </w:rPr>
-        <w:t>.</w:t>
-      </w:r>
-    </w:p>
-    <w:p>
-      <w:pPr>
-        <w:spacing w:before="240" w:after="240" w:line="276" w:lineRule="auto"/>
-        <w:jc w:val="both"/>
-        <w:rPr>
-          <w:sz w:val="24"/>
-          <w:szCs w:val="24"/>
-        </w:rPr>
-      </w:pPr>
-      <w:r>
-        <w:rPr>
-          <w:sz w:val="24"/>
-          <w:szCs w:val="24"/>
-        </w:rPr>
-        <w:t>Este arreglo que contiene la señal filtrada es guardado en almacenamiento para su posterior reproducción con fines comparativos, desde el menú principal de la aplicación que se observa a continuación.</w:t>
-      </w:r>
-    </w:p>
-    <w:p>
-      <w:pPr>
-        <w:spacing w:before="240" w:after="240" w:line="276" w:lineRule="auto"/>
-        <w:jc w:val="both"/>
-        <w:rPr>
-          <w:sz w:val="24"/>
-          <w:szCs w:val="24"/>
-        </w:rPr>
-      </w:pPr>
-    </w:p>
-    <w:p>
-      <w:pPr>
-        <w:spacing w:before="240" w:after="240" w:line="276" w:lineRule="auto"/>
-        <w:jc w:val="both"/>
-        <w:rPr>
-          <w:sz w:val="24"/>
-          <w:szCs w:val="24"/>
-        </w:rPr>
-      </w:pPr>
-    </w:p>
-    <w:p>
-      <w:pPr>
-        <w:spacing w:before="240" w:after="240" w:line="276" w:lineRule="auto"/>
-        <w:jc w:val="both"/>
-        <w:rPr>
-          <w:sz w:val="24"/>
-          <w:szCs w:val="24"/>
-        </w:rPr>
-      </w:pPr>
-    </w:p>
-    <w:p>
-      <w:pPr>
-        <w:spacing w:before="240" w:after="240" w:line="276" w:lineRule="auto"/>
-        <w:jc w:val="both"/>
-        <w:rPr>
-          <w:sz w:val="24"/>
-          <w:szCs w:val="24"/>
-        </w:rPr>
-      </w:pPr>
-    </w:p>
-    <w:p>
-      <w:pPr>
-        <w:spacing w:before="240" w:after="240" w:line="276" w:lineRule="auto"/>
-        <w:jc w:val="both"/>
-        <w:rPr>
-          <w:sz w:val="24"/>
-          <w:szCs w:val="24"/>
+        <w:spacing w:before="240" w:after="240"/>
+        <w:jc w:val="both"/>
+        <w:rPr>
+          <w:sz w:val="24"/>
+          <w:szCs w:val="24"/>
+          <w:lang w:val="es-CO"/>
+        </w:rPr>
+      </w:pPr>
+    </w:p>
+    <w:p>
+      <w:pPr>
+        <w:spacing w:before="240" w:after="240"/>
+        <w:jc w:val="both"/>
+        <w:rPr>
+          <w:sz w:val="24"/>
+          <w:szCs w:val="24"/>
+          <w:lang w:val="es-CO"/>
         </w:rPr>
       </w:pPr>
       <w:r>
@@ -2683,23 +3101,37 @@
           <w:sz w:val="24"/>
           <w:szCs w:val="24"/>
         </w:rPr>
-        <w:lastRenderedPageBreak/>
         <w:drawing>
-          <wp:inline distT="114300" distB="114300" distL="114300" distR="114300" wp14:anchorId="3A378CB4" wp14:editId="001DB7DA">
-            <wp:extent cx="3550988" cy="2390687"/>
-            <wp:effectExtent l="0" t="0" r="0" b="0"/>
-            <wp:docPr id="7" name="image1.png"/>
-            <wp:cNvGraphicFramePr/>
+          <wp:anchor distT="0" distB="0" distL="114300" distR="114300" simplePos="0" relativeHeight="251660288" behindDoc="0" locked="0" layoutInCell="1" allowOverlap="1" wp14:anchorId="055C9385" wp14:editId="5C656E58">
+            <wp:simplePos x="0" y="0"/>
+            <wp:positionH relativeFrom="page">
+              <wp:posOffset>803910</wp:posOffset>
+            </wp:positionH>
+            <wp:positionV relativeFrom="paragraph">
+              <wp:posOffset>52720</wp:posOffset>
+            </wp:positionV>
+            <wp:extent cx="7940675" cy="939165"/>
+            <wp:effectExtent l="0" t="0" r="3175" b="0"/>
+            <wp:wrapSquare wrapText="bothSides"/>
+            <wp:docPr id="1741524603" name="Imagen 2"/>
+            <wp:cNvGraphicFramePr>
+              <a:graphicFrameLocks xmlns:a="http://schemas.openxmlformats.org/drawingml/2006/main" noChangeAspect="1"/>
+            </wp:cNvGraphicFramePr>
             <a:graphic xmlns:a="http://schemas.openxmlformats.org/drawingml/2006/main">
               <a:graphicData uri="http://schemas.openxmlformats.org/drawingml/2006/picture">
                 <pic:pic xmlns:pic="http://schemas.openxmlformats.org/drawingml/2006/picture">
                   <pic:nvPicPr>
-                    <pic:cNvPr id="0" name="image1.png"/>
-                    <pic:cNvPicPr preferRelativeResize="0"/>
+                    <pic:cNvPr id="1741524603" name="Imagen 1741524603"/>
+                    <pic:cNvPicPr/>
                   </pic:nvPicPr>
                   <pic:blipFill>
-                    <a:blip r:embed="rId17"/>
-                    <a:srcRect/>
+                    <a:blip r:embed="rId20">
+                      <a:extLst>
+                        <a:ext uri="{28A0092B-C50C-407E-A947-70E740481C1C}">
+                          <a14:useLocalDpi xmlns:a14="http://schemas.microsoft.com/office/drawing/2010/main" val="0"/>
+                        </a:ext>
+                      </a:extLst>
+                    </a:blip>
                     <a:stretch>
                       <a:fillRect/>
                     </a:stretch>
@@ -2707,12 +3139,136 @@
                   <pic:spPr>
                     <a:xfrm>
                       <a:off x="0" y="0"/>
-                      <a:ext cx="3550988" cy="2390687"/>
+                      <a:ext cx="7940675" cy="939165"/>
                     </a:xfrm>
                     <a:prstGeom prst="rect">
                       <a:avLst/>
                     </a:prstGeom>
-                    <a:ln/>
+                  </pic:spPr>
+                </pic:pic>
+              </a:graphicData>
+            </a:graphic>
+            <wp14:sizeRelH relativeFrom="margin">
+              <wp14:pctWidth>0</wp14:pctWidth>
+            </wp14:sizeRelH>
+            <wp14:sizeRelV relativeFrom="margin">
+              <wp14:pctHeight>0</wp14:pctHeight>
+            </wp14:sizeRelV>
+          </wp:anchor>
+        </w:drawing>
+      </w:r>
+    </w:p>
+    <w:p>
+      <w:pPr>
+        <w:spacing w:before="240" w:after="240"/>
+        <w:jc w:val="both"/>
+        <w:rPr>
+          <w:sz w:val="24"/>
+          <w:szCs w:val="24"/>
+          <w:lang w:val="es-CO"/>
+        </w:rPr>
+      </w:pPr>
+    </w:p>
+    <w:p>
+      <w:pPr>
+        <w:spacing w:before="240" w:after="240"/>
+        <w:jc w:val="both"/>
+        <w:rPr>
+          <w:sz w:val="24"/>
+          <w:szCs w:val="24"/>
+          <w:lang w:val="es-CO"/>
+        </w:rPr>
+      </w:pPr>
+    </w:p>
+    <w:p>
+      <w:pPr>
+        <w:spacing w:before="240" w:after="240" w:line="276" w:lineRule="auto"/>
+        <w:jc w:val="both"/>
+        <w:rPr>
+          <w:sz w:val="24"/>
+          <w:szCs w:val="24"/>
+        </w:rPr>
+      </w:pPr>
+    </w:p>
+    <w:p>
+      <w:pPr>
+        <w:spacing w:before="240" w:after="240" w:line="276" w:lineRule="auto"/>
+        <w:jc w:val="both"/>
+        <w:rPr>
+          <w:sz w:val="24"/>
+          <w:szCs w:val="24"/>
+        </w:rPr>
+      </w:pPr>
+      <w:r>
+        <w:rPr>
+          <w:sz w:val="24"/>
+          <w:szCs w:val="24"/>
+        </w:rPr>
+        <w:t xml:space="preserve"> </w:t>
+      </w:r>
+    </w:p>
+    <w:p>
+      <w:pPr>
+        <w:spacing w:before="240" w:after="240" w:line="276" w:lineRule="auto"/>
+        <w:jc w:val="both"/>
+        <w:rPr>
+          <w:sz w:val="24"/>
+          <w:szCs w:val="24"/>
+        </w:rPr>
+      </w:pPr>
+      <w:r>
+        <w:rPr>
+          <w:sz w:val="24"/>
+          <w:szCs w:val="24"/>
+        </w:rPr>
+        <w:t>Su implementación en código se realiza en Python usando la librería numpy para manipulación de valores numéricos, sounddevice para la obtención de señales de audio y matplotlib para creacion de graficas, en la figura x se observa la ecuación en diferencias obtenida mediante transformación bilineal y transformada z inversa y cuya función. Es la de filtrar la señal obtenida para atenuar las frecuencias menores a 1500hz y mayores a 4000hz.</w:t>
+      </w:r>
+    </w:p>
+    <w:p>
+      <w:pPr>
+        <w:spacing w:before="240" w:after="240" w:line="276" w:lineRule="auto"/>
+        <w:jc w:val="both"/>
+        <w:rPr>
+          <w:sz w:val="24"/>
+          <w:szCs w:val="24"/>
+        </w:rPr>
+      </w:pPr>
+      <w:r>
+        <w:rPr>
+          <w:noProof/>
+          <w:sz w:val="24"/>
+          <w:szCs w:val="24"/>
+        </w:rPr>
+        <w:lastRenderedPageBreak/>
+        <w:drawing>
+          <wp:inline distT="0" distB="0" distL="0" distR="0" wp14:anchorId="328DC388" wp14:editId="03931984">
+            <wp:extent cx="3924640" cy="3132091"/>
+            <wp:effectExtent l="0" t="0" r="0" b="0"/>
+            <wp:docPr id="1843484250" name="Imagen 1"/>
+            <wp:cNvGraphicFramePr>
+              <a:graphicFrameLocks xmlns:a="http://schemas.openxmlformats.org/drawingml/2006/main" noChangeAspect="1"/>
+            </wp:cNvGraphicFramePr>
+            <a:graphic xmlns:a="http://schemas.openxmlformats.org/drawingml/2006/main">
+              <a:graphicData uri="http://schemas.openxmlformats.org/drawingml/2006/picture">
+                <pic:pic xmlns:pic="http://schemas.openxmlformats.org/drawingml/2006/picture">
+                  <pic:nvPicPr>
+                    <pic:cNvPr id="1843484250" name=""/>
+                    <pic:cNvPicPr/>
+                  </pic:nvPicPr>
+                  <pic:blipFill>
+                    <a:blip r:embed="rId21"/>
+                    <a:stretch>
+                      <a:fillRect/>
+                    </a:stretch>
+                  </pic:blipFill>
+                  <pic:spPr>
+                    <a:xfrm>
+                      <a:off x="0" y="0"/>
+                      <a:ext cx="3924640" cy="3132091"/>
+                    </a:xfrm>
+                    <a:prstGeom prst="rect">
+                      <a:avLst/>
+                    </a:prstGeom>
                   </pic:spPr>
                 </pic:pic>
               </a:graphicData>
@@ -2735,7 +3291,35 @@
           <w:sz w:val="24"/>
           <w:szCs w:val="24"/>
         </w:rPr>
-        <w:t>Figura 4. Menú del aplicativo que permite tomar una muestra de audio de n segundos, filtrar sus frecuencias, reproducirla, y observar su espectro de frecuencias.</w:t>
+        <w:t xml:space="preserve">Figura </w:t>
+      </w:r>
+      <w:r>
+        <w:rPr>
+          <w:sz w:val="24"/>
+          <w:szCs w:val="24"/>
+        </w:rPr>
+        <w:t>5</w:t>
+      </w:r>
+      <w:r>
+        <w:rPr>
+          <w:sz w:val="24"/>
+          <w:szCs w:val="24"/>
+        </w:rPr>
+        <w:t>. Ecuación en diferencias del filtro pasa</w:t>
+      </w:r>
+      <w:r>
+        <w:rPr>
+          <w:sz w:val="24"/>
+          <w:szCs w:val="24"/>
+        </w:rPr>
+        <w:t xml:space="preserve"> </w:t>
+      </w:r>
+      <w:r>
+        <w:rPr>
+          <w:sz w:val="24"/>
+          <w:szCs w:val="24"/>
+        </w:rPr>
+        <w:t>bandas Butterworth con banda de paso de 1500 hz a 4000 hz.</w:t>
       </w:r>
     </w:p>
     <w:p>
@@ -2752,7 +3336,196 @@
           <w:sz w:val="24"/>
           <w:szCs w:val="24"/>
         </w:rPr>
-        <w:t>Este menú indica la acción que se está realizando y además muestra las gráficas de amplitud y espectro de frecuencias de ambas señales (original y filtrada) señalando la banda de rechazo en la gráfica de señal filtrada.</w:t>
+        <w:t>Este arreglo que contiene la señal filtrada es guardado en almacenamiento para su posterior reproducción con fines comparativos, desde el menú principal de la aplicación que se observa a continuación.</w:t>
+      </w:r>
+    </w:p>
+    <w:p>
+      <w:pPr>
+        <w:spacing w:before="240" w:after="240" w:line="276" w:lineRule="auto"/>
+        <w:jc w:val="both"/>
+        <w:rPr>
+          <w:sz w:val="24"/>
+          <w:szCs w:val="24"/>
+        </w:rPr>
+      </w:pPr>
+    </w:p>
+    <w:p>
+      <w:pPr>
+        <w:spacing w:before="240" w:after="240" w:line="276" w:lineRule="auto"/>
+        <w:jc w:val="both"/>
+        <w:rPr>
+          <w:sz w:val="24"/>
+          <w:szCs w:val="24"/>
+        </w:rPr>
+      </w:pPr>
+    </w:p>
+    <w:p>
+      <w:pPr>
+        <w:spacing w:before="240" w:after="240" w:line="276" w:lineRule="auto"/>
+        <w:jc w:val="both"/>
+        <w:rPr>
+          <w:sz w:val="24"/>
+          <w:szCs w:val="24"/>
+        </w:rPr>
+      </w:pPr>
+    </w:p>
+    <w:p>
+      <w:pPr>
+        <w:spacing w:before="240" w:after="240" w:line="276" w:lineRule="auto"/>
+        <w:jc w:val="both"/>
+        <w:rPr>
+          <w:sz w:val="24"/>
+          <w:szCs w:val="24"/>
+        </w:rPr>
+      </w:pPr>
+    </w:p>
+    <w:p>
+      <w:pPr>
+        <w:spacing w:before="240" w:after="240" w:line="276" w:lineRule="auto"/>
+        <w:jc w:val="both"/>
+        <w:rPr>
+          <w:sz w:val="24"/>
+          <w:szCs w:val="24"/>
+        </w:rPr>
+      </w:pPr>
+      <w:r>
+        <w:rPr>
+          <w:sz w:val="24"/>
+          <w:szCs w:val="24"/>
+        </w:rPr>
+        <w:lastRenderedPageBreak/>
+        <w:drawing>
+          <wp:inline distT="0" distB="0" distL="0" distR="0" wp14:anchorId="78D4AF79" wp14:editId="125C9B9D">
+            <wp:extent cx="2796782" cy="3520745"/>
+            <wp:effectExtent l="0" t="0" r="3810" b="3810"/>
+            <wp:docPr id="1683198440" name="Imagen 1"/>
+            <wp:cNvGraphicFramePr>
+              <a:graphicFrameLocks xmlns:a="http://schemas.openxmlformats.org/drawingml/2006/main" noChangeAspect="1"/>
+            </wp:cNvGraphicFramePr>
+            <a:graphic xmlns:a="http://schemas.openxmlformats.org/drawingml/2006/main">
+              <a:graphicData uri="http://schemas.openxmlformats.org/drawingml/2006/picture">
+                <pic:pic xmlns:pic="http://schemas.openxmlformats.org/drawingml/2006/picture">
+                  <pic:nvPicPr>
+                    <pic:cNvPr id="1683198440" name=""/>
+                    <pic:cNvPicPr/>
+                  </pic:nvPicPr>
+                  <pic:blipFill>
+                    <a:blip r:embed="rId22"/>
+                    <a:stretch>
+                      <a:fillRect/>
+                    </a:stretch>
+                  </pic:blipFill>
+                  <pic:spPr>
+                    <a:xfrm>
+                      <a:off x="0" y="0"/>
+                      <a:ext cx="2796782" cy="3520745"/>
+                    </a:xfrm>
+                    <a:prstGeom prst="rect">
+                      <a:avLst/>
+                    </a:prstGeom>
+                  </pic:spPr>
+                </pic:pic>
+              </a:graphicData>
+            </a:graphic>
+          </wp:inline>
+        </w:drawing>
+      </w:r>
+    </w:p>
+    <w:p>
+      <w:pPr>
+        <w:spacing w:before="240" w:after="240" w:line="276" w:lineRule="auto"/>
+        <w:jc w:val="both"/>
+        <w:rPr>
+          <w:sz w:val="24"/>
+          <w:szCs w:val="24"/>
+        </w:rPr>
+      </w:pPr>
+      <w:r>
+        <w:rPr>
+          <w:sz w:val="24"/>
+          <w:szCs w:val="24"/>
+        </w:rPr>
+        <w:t xml:space="preserve">Figura </w:t>
+      </w:r>
+      <w:r>
+        <w:rPr>
+          <w:sz w:val="24"/>
+          <w:szCs w:val="24"/>
+        </w:rPr>
+        <w:t>6</w:t>
+      </w:r>
+      <w:r>
+        <w:rPr>
+          <w:sz w:val="24"/>
+          <w:szCs w:val="24"/>
+        </w:rPr>
+        <w:t>. Menú del aplicativo que permite tomar una muestra de audio de n segundos, filtrar sus frecuencias, reproducirla, y observar su espectro de frecuencias.</w:t>
+      </w:r>
+    </w:p>
+    <w:p>
+      <w:pPr>
+        <w:spacing w:before="240" w:after="240" w:line="276" w:lineRule="auto"/>
+        <w:jc w:val="both"/>
+        <w:rPr>
+          <w:sz w:val="24"/>
+          <w:szCs w:val="24"/>
+        </w:rPr>
+      </w:pPr>
+      <w:r>
+        <w:rPr>
+          <w:sz w:val="24"/>
+          <w:szCs w:val="24"/>
+        </w:rPr>
+        <w:t>Este menú indica la acción que se está realizando y además muestra las gráficas de amplitud y espectro de frecuencias de ambas señales (original y filtrada) señalando la banda de rechazo en la gráfica de señal filtrada</w:t>
+      </w:r>
+      <w:r>
+        <w:rPr>
+          <w:sz w:val="24"/>
+          <w:szCs w:val="24"/>
+        </w:rPr>
+        <w:t xml:space="preserve"> como se observa en la figura 7 donde se visualiza la señal grabada luego de aplicarle la FFT en la parte superior y la señal pasada por el filtro pasa</w:t>
+      </w:r>
+      <w:r>
+        <w:rPr>
+          <w:sz w:val="24"/>
+          <w:szCs w:val="24"/>
+        </w:rPr>
+        <w:t xml:space="preserve"> </w:t>
+      </w:r>
+      <w:r>
+        <w:rPr>
+          <w:sz w:val="24"/>
+          <w:szCs w:val="24"/>
+        </w:rPr>
+        <w:t>bandas Butterworth</w:t>
+      </w:r>
+      <w:r>
+        <w:rPr>
+          <w:sz w:val="24"/>
+          <w:szCs w:val="24"/>
+        </w:rPr>
+        <w:t xml:space="preserve"> de orden 2 en la parte inferior con las frecuencias que están por fuera del rango atenuadas</w:t>
+      </w:r>
+      <w:r>
+        <w:rPr>
+          <w:sz w:val="24"/>
+          <w:szCs w:val="24"/>
+        </w:rPr>
+        <w:t>, para mayor claridad se detalla el paso a paso tecnico/f</w:t>
+      </w:r>
+      <w:r>
+        <w:rPr>
+          <w:sz w:val="24"/>
+          <w:szCs w:val="24"/>
+        </w:rPr>
+        <w:t xml:space="preserve">uncional del aplicativo de escritorio en Python en el diagrama de flujo a continuación en la figura </w:t>
+      </w:r>
+      <w:r>
+        <w:rPr>
+          <w:sz w:val="24"/>
+          <w:szCs w:val="24"/>
+        </w:rPr>
+        <w:t>.</w:t>
       </w:r>
     </w:p>
     <w:p>
@@ -2785,7 +3558,7 @@
                     <pic:cNvPicPr preferRelativeResize="0"/>
                   </pic:nvPicPr>
                   <pic:blipFill>
-                    <a:blip r:embed="rId18"/>
+                    <a:blip r:embed="rId23"/>
                     <a:srcRect/>
                     <a:stretch>
                       <a:fillRect/>
@@ -2822,23 +3595,21 @@
           <w:sz w:val="24"/>
           <w:szCs w:val="24"/>
         </w:rPr>
-        <w:t xml:space="preserve">Figura 5. Gráficas espectro de frecuencias de una señal grabada y post procesada por el filtro </w:t>
-      </w:r>
-      <w:proofErr w:type="spellStart"/>
-      <w:r>
-        <w:rPr>
-          <w:sz w:val="24"/>
-          <w:szCs w:val="24"/>
-        </w:rPr>
-        <w:t>butterworth</w:t>
-      </w:r>
-      <w:proofErr w:type="spellEnd"/>
-      <w:r>
-        <w:rPr>
-          <w:sz w:val="24"/>
-          <w:szCs w:val="24"/>
-        </w:rPr>
-        <w:t>.</w:t>
+        <w:t xml:space="preserve">Figura </w:t>
+      </w:r>
+      <w:r>
+        <w:rPr>
+          <w:sz w:val="24"/>
+          <w:szCs w:val="24"/>
+        </w:rPr>
+        <w:t>7</w:t>
+      </w:r>
+      <w:r>
+        <w:rPr>
+          <w:sz w:val="24"/>
+          <w:szCs w:val="24"/>
+        </w:rPr>
+        <w:t>. Gráficas espectro de frecuencias de una señal grabada y post procesada por el filtro butterworth.</w:t>
       </w:r>
     </w:p>
     <w:p>
@@ -2850,11 +3621,42 @@
           <w:szCs w:val="24"/>
         </w:rPr>
       </w:pPr>
-      <w:r>
-        <w:rPr>
-          <w:sz w:val="24"/>
-          <w:szCs w:val="24"/>
-        </w:rPr>
+    </w:p>
+    <w:p>
+      <w:pPr>
+        <w:spacing w:before="240" w:after="240" w:line="276" w:lineRule="auto"/>
+        <w:jc w:val="both"/>
+        <w:rPr>
+          <w:sz w:val="24"/>
+          <w:szCs w:val="24"/>
+        </w:rPr>
+      </w:pPr>
+    </w:p>
+    <w:p>
+      <w:pPr>
+        <w:spacing w:before="240" w:after="240" w:line="276" w:lineRule="auto"/>
+        <w:jc w:val="both"/>
+        <w:rPr>
+          <w:sz w:val="24"/>
+          <w:szCs w:val="24"/>
+        </w:rPr>
+      </w:pPr>
+    </w:p>
+    <w:p>
+      <w:pPr>
+        <w:spacing w:before="240" w:after="240" w:line="276" w:lineRule="auto"/>
+        <w:jc w:val="both"/>
+        <w:rPr>
+          <w:sz w:val="24"/>
+          <w:szCs w:val="24"/>
+        </w:rPr>
+      </w:pPr>
+      <w:r>
+        <w:rPr>
+          <w:sz w:val="24"/>
+          <w:szCs w:val="24"/>
+        </w:rPr>
+        <w:lastRenderedPageBreak/>
         <w:t>El algoritmo y funcionamiento del aplicativo se detallan en los diagramas a continuación.</w:t>
       </w:r>
     </w:p>
@@ -2867,6 +3669,54 @@
           <w:szCs w:val="24"/>
         </w:rPr>
       </w:pPr>
+      <w:r>
+        <w:rPr>
+          <w:noProof/>
+          <w:sz w:val="24"/>
+          <w:szCs w:val="24"/>
+        </w:rPr>
+        <w:drawing>
+          <wp:inline distT="0" distB="0" distL="0" distR="0" wp14:anchorId="19905723" wp14:editId="64DB11B9">
+            <wp:extent cx="8924290" cy="657225"/>
+            <wp:effectExtent l="0" t="0" r="0" b="9525"/>
+            <wp:docPr id="338253102" name="Imagen 1"/>
+            <wp:cNvGraphicFramePr>
+              <a:graphicFrameLocks xmlns:a="http://schemas.openxmlformats.org/drawingml/2006/main" noChangeAspect="1"/>
+            </wp:cNvGraphicFramePr>
+            <a:graphic xmlns:a="http://schemas.openxmlformats.org/drawingml/2006/main">
+              <a:graphicData uri="http://schemas.openxmlformats.org/drawingml/2006/picture">
+                <pic:pic xmlns:pic="http://schemas.openxmlformats.org/drawingml/2006/picture">
+                  <pic:nvPicPr>
+                    <pic:cNvPr id="338253102" name="Imagen 338253102"/>
+                    <pic:cNvPicPr/>
+                  </pic:nvPicPr>
+                  <pic:blipFill>
+                    <a:blip r:embed="rId24">
+                      <a:extLst>
+                        <a:ext uri="{28A0092B-C50C-407E-A947-70E740481C1C}">
+                          <a14:useLocalDpi xmlns:a14="http://schemas.microsoft.com/office/drawing/2010/main" val="0"/>
+                        </a:ext>
+                      </a:extLst>
+                    </a:blip>
+                    <a:stretch>
+                      <a:fillRect/>
+                    </a:stretch>
+                  </pic:blipFill>
+                  <pic:spPr>
+                    <a:xfrm>
+                      <a:off x="0" y="0"/>
+                      <a:ext cx="8924290" cy="657225"/>
+                    </a:xfrm>
+                    <a:prstGeom prst="rect">
+                      <a:avLst/>
+                    </a:prstGeom>
+                  </pic:spPr>
+                </pic:pic>
+              </a:graphicData>
+            </a:graphic>
+          </wp:inline>
+        </w:drawing>
+      </w:r>
     </w:p>
     <w:p>
       <w:pPr>
@@ -2877,108 +3727,30 @@
           <w:szCs w:val="24"/>
         </w:rPr>
       </w:pPr>
+      <w:r>
+        <w:rPr>
+          <w:sz w:val="24"/>
+          <w:szCs w:val="24"/>
+        </w:rPr>
+        <w:t>Figura 8. Diagrama de flujo explicativo del aplicativo que pasa una señal de audio por un filtro pasa bandas de orden 2.</w:t>
+      </w:r>
     </w:p>
     <w:p>
       <w:pPr>
         <w:spacing w:before="240" w:after="240" w:line="276" w:lineRule="auto"/>
         <w:jc w:val="both"/>
         <w:rPr>
-          <w:b/>
-          <w:bCs/>
-          <w:sz w:val="36"/>
-          <w:szCs w:val="36"/>
-        </w:rPr>
-      </w:pPr>
-      <w:r>
-        <w:rPr>
-          <w:b/>
-          <w:bCs/>
-          <w:sz w:val="36"/>
-          <w:szCs w:val="36"/>
-        </w:rPr>
-        <w:lastRenderedPageBreak/>
-        <w:t xml:space="preserve">(Deja un espacio de una </w:t>
-      </w:r>
-      <w:proofErr w:type="spellStart"/>
-      <w:r>
-        <w:rPr>
-          <w:b/>
-          <w:bCs/>
-          <w:sz w:val="36"/>
-          <w:szCs w:val="36"/>
-        </w:rPr>
-        <w:t>pagina</w:t>
-      </w:r>
-      <w:proofErr w:type="spellEnd"/>
-      <w:r>
-        <w:rPr>
-          <w:b/>
-          <w:bCs/>
-          <w:sz w:val="36"/>
-          <w:szCs w:val="36"/>
-        </w:rPr>
-        <w:t xml:space="preserve"> </w:t>
-      </w:r>
-      <w:proofErr w:type="spellStart"/>
-      <w:r>
-        <w:rPr>
-          <w:b/>
-          <w:bCs/>
-          <w:sz w:val="36"/>
-          <w:szCs w:val="36"/>
-        </w:rPr>
-        <w:t>aca</w:t>
-      </w:r>
-      <w:proofErr w:type="spellEnd"/>
-      <w:r>
-        <w:rPr>
-          <w:b/>
-          <w:bCs/>
-          <w:sz w:val="36"/>
-          <w:szCs w:val="36"/>
-        </w:rPr>
-        <w:t>)</w:t>
-      </w:r>
-    </w:p>
-    <w:p>
-      <w:pPr>
-        <w:spacing w:before="240" w:after="240" w:line="276" w:lineRule="auto"/>
-        <w:jc w:val="both"/>
-        <w:rPr>
-          <w:sz w:val="24"/>
-          <w:szCs w:val="24"/>
-        </w:rPr>
-      </w:pPr>
-    </w:p>
-    <w:p>
-      <w:pPr>
-        <w:spacing w:before="240" w:after="240" w:line="276" w:lineRule="auto"/>
-        <w:jc w:val="both"/>
-        <w:rPr>
-          <w:sz w:val="24"/>
-          <w:szCs w:val="24"/>
-        </w:rPr>
-      </w:pPr>
-    </w:p>
-    <w:p>
-      <w:pPr>
-        <w:spacing w:before="240" w:after="240" w:line="276" w:lineRule="auto"/>
-        <w:jc w:val="both"/>
-        <w:rPr>
-          <w:sz w:val="24"/>
-          <w:szCs w:val="24"/>
-        </w:rPr>
-      </w:pPr>
-    </w:p>
-    <w:p>
-      <w:pPr>
-        <w:spacing w:before="240" w:after="240" w:line="276" w:lineRule="auto"/>
-        <w:jc w:val="both"/>
-        <w:rPr>
-          <w:sz w:val="24"/>
-          <w:szCs w:val="24"/>
-        </w:rPr>
-      </w:pPr>
+          <w:sz w:val="24"/>
+          <w:szCs w:val="24"/>
+        </w:rPr>
+      </w:pPr>
+      <w:r>
+        <w:rPr>
+          <w:sz w:val="24"/>
+          <w:szCs w:val="24"/>
+        </w:rPr>
+        <w:t>Nótese que, al grabar la señal, es aplicada inmediatamente la FFT sobre la grabación, aplicado el filtro y a su vez la FFT sobre el filtro para tener un total de 4 arreglos con la información de la señal que son graficados en las opciones, “Visualizar espectro de frecuencias” y “Visualizar espectro de amplitud”</w:t>
+      </w:r>
     </w:p>
     <w:p>
       <w:pPr>
@@ -3099,65 +3871,8 @@
           <w:sz w:val="24"/>
           <w:szCs w:val="24"/>
         </w:rPr>
-        <w:t xml:space="preserve">Se logró diseñar e implementar exitosamente un filtro Butterworth pasa bandas de orden 2 utilizando la transformación bilineal para las frecuencias de corte deseadas con la ayuda de las librerías </w:t>
-      </w:r>
-      <w:proofErr w:type="spellStart"/>
-      <w:r>
-        <w:rPr>
-          <w:sz w:val="24"/>
-          <w:szCs w:val="24"/>
-        </w:rPr>
-        <w:t>sounddevice</w:t>
-      </w:r>
-      <w:proofErr w:type="spellEnd"/>
-      <w:r>
-        <w:rPr>
-          <w:sz w:val="24"/>
-          <w:szCs w:val="24"/>
-        </w:rPr>
-        <w:t xml:space="preserve"> para captura de audio, </w:t>
-      </w:r>
-      <w:proofErr w:type="spellStart"/>
-      <w:r>
-        <w:rPr>
-          <w:sz w:val="24"/>
-          <w:szCs w:val="24"/>
-        </w:rPr>
-        <w:t>numpy</w:t>
-      </w:r>
-      <w:proofErr w:type="spellEnd"/>
-      <w:r>
-        <w:rPr>
-          <w:sz w:val="24"/>
-          <w:szCs w:val="24"/>
-        </w:rPr>
-        <w:t xml:space="preserve"> para manejo de valores numéricos y aplicación de FFT y </w:t>
-      </w:r>
-      <w:proofErr w:type="spellStart"/>
-      <w:r>
-        <w:rPr>
-          <w:sz w:val="24"/>
-          <w:szCs w:val="24"/>
-        </w:rPr>
-        <w:t>matplotlib</w:t>
-      </w:r>
-      <w:proofErr w:type="spellEnd"/>
-      <w:r>
-        <w:rPr>
-          <w:sz w:val="24"/>
-          <w:szCs w:val="24"/>
-        </w:rPr>
-        <w:t xml:space="preserve"> para la </w:t>
-      </w:r>
-      <w:proofErr w:type="spellStart"/>
-      <w:r>
-        <w:rPr>
-          <w:sz w:val="24"/>
-          <w:szCs w:val="24"/>
-        </w:rPr>
-        <w:t>graficación</w:t>
-      </w:r>
-      <w:proofErr w:type="spellEnd"/>
+        <w:t>Se logró diseñar e implementar exitosamente un filtro Butterworth pasa bandas de orden 2 utilizando la transformación bilineal para las frecuencias de corte deseadas con la ayuda de las librerías sounddevice para captura de audio, numpy para manejo de valores numéricos y aplicación de FFT y matplotlib para la graficación</w:t>
+      </w:r>
     </w:p>
     <w:p>
       <w:pPr>
@@ -3252,58 +3967,26 @@
           <w:sz w:val="22"/>
           <w:szCs w:val="22"/>
         </w:rPr>
-        <w:t xml:space="preserve">American </w:t>
-      </w:r>
-      <w:proofErr w:type="spellStart"/>
-      <w:r>
+        <w:t>American Mathematical Society.</w:t>
+      </w:r>
+    </w:p>
+    <w:p>
+      <w:pPr>
+        <w:ind w:firstLine="720"/>
+        <w:jc w:val="both"/>
         <w:rPr>
           <w:sz w:val="22"/>
           <w:szCs w:val="22"/>
         </w:rPr>
-        <w:t>Mathematical</w:t>
-      </w:r>
-      <w:proofErr w:type="spellEnd"/>
+      </w:pPr>
       <w:r>
         <w:rPr>
           <w:sz w:val="22"/>
           <w:szCs w:val="22"/>
         </w:rPr>
-        <w:t xml:space="preserve"> </w:t>
-      </w:r>
-      <w:proofErr w:type="spellStart"/>
-      <w:r>
-        <w:rPr>
-          <w:sz w:val="22"/>
-          <w:szCs w:val="22"/>
-        </w:rPr>
-        <w:t>Society</w:t>
-      </w:r>
-      <w:proofErr w:type="spellEnd"/>
-      <w:r>
-        <w:rPr>
-          <w:sz w:val="22"/>
-          <w:szCs w:val="22"/>
-        </w:rPr>
-        <w:t>.</w:t>
-      </w:r>
-    </w:p>
-    <w:p>
-      <w:pPr>
-        <w:ind w:firstLine="720"/>
-        <w:jc w:val="both"/>
-        <w:rPr>
-          <w:sz w:val="22"/>
-          <w:szCs w:val="22"/>
-        </w:rPr>
-      </w:pPr>
-      <w:r>
-        <w:rPr>
-          <w:sz w:val="22"/>
-          <w:szCs w:val="22"/>
-        </w:rPr>
         <w:t xml:space="preserve">Disponible en: </w:t>
       </w:r>
-      <w:hyperlink r:id="rId19">
+      <w:hyperlink r:id="rId25">
         <w:r>
           <w:rPr>
             <w:color w:val="1155CC"/>
@@ -3357,27 +4040,7 @@
           <w:sz w:val="22"/>
           <w:szCs w:val="22"/>
         </w:rPr>
-        <w:t xml:space="preserve">Pearson </w:t>
-      </w:r>
-      <w:proofErr w:type="spellStart"/>
-      <w:r>
-        <w:rPr>
-          <w:i/>
-          <w:iCs/>
-          <w:sz w:val="22"/>
-          <w:szCs w:val="22"/>
-        </w:rPr>
-        <w:t>Education</w:t>
-      </w:r>
-      <w:proofErr w:type="spellEnd"/>
-      <w:r>
-        <w:rPr>
-          <w:i/>
-          <w:iCs/>
-          <w:sz w:val="22"/>
-          <w:szCs w:val="22"/>
-        </w:rPr>
-        <w:t>.</w:t>
+        <w:t>Pearson Education.</w:t>
       </w:r>
     </w:p>
     <w:p>
@@ -3458,8 +4121,8 @@
       </w:pPr>
     </w:p>
     <w:sectPr>
-      <w:headerReference w:type="default" r:id="rId20"/>
-      <w:footerReference w:type="default" r:id="rId21"/>
+      <w:headerReference w:type="default" r:id="rId26"/>
+      <w:footerReference w:type="default" r:id="rId27"/>
       <w:pgSz w:w="15840" w:h="12240" w:orient="landscape"/>
       <w:pgMar w:top="1008" w:right="936" w:bottom="1008" w:left="850" w:header="432" w:footer="432" w:gutter="0"/>
       <w:pgNumType w:start="1"/>
